--- a/downloads/Den Guide - Bear.docx
+++ b/downloads/Den Guide - Bear.docx
@@ -235,7 +235,11 @@
     </w:p>
     <w:p>
       <w:pPr>
-        <w:pStyle w:val="ListNumber"/>
+        <w:spacing w:after="20"/>
+        <w:numPr>
+          <w:ilvl w:val="0"/>
+          <w:numId w:val="10"/>
+        </w:numPr>
       </w:pPr>
       <w:r>
         <w:t>Before (10 min): Den Chief + adult leader set up. Lay out materials. Write tonight's plan on a board or paper so everyone can see it.</w:t>
@@ -243,7 +247,11 @@
     </w:p>
     <w:p>
       <w:pPr>
-        <w:pStyle w:val="ListNumber"/>
+        <w:spacing w:after="20"/>
+        <w:numPr>
+          <w:ilvl w:val="0"/>
+          <w:numId w:val="10"/>
+        </w:numPr>
       </w:pPr>
       <w:r>
         <w:t>Gathering (10 min): As Scouts arrive they jump straight into the gathering game so no one is standing around. The host adult/Den Chief runs it while the leader takes attendance and collects any dues.</w:t>
@@ -251,7 +259,11 @@
     </w:p>
     <w:p>
       <w:pPr>
-        <w:pStyle w:val="ListNumber"/>
+        <w:spacing w:after="20"/>
+        <w:numPr>
+          <w:ilvl w:val="0"/>
+          <w:numId w:val="10"/>
+        </w:numPr>
       </w:pPr>
       <w:r>
         <w:t>Opening (5 min): Everyone stands. Do the flag/opening ceremony: Pledge of Allegiance, Scout Oath, and Scout Law. Keep it crisp.</w:t>
@@ -259,7 +271,11 @@
     </w:p>
     <w:p>
       <w:pPr>
-        <w:pStyle w:val="ListNumber"/>
+        <w:spacing w:after="20"/>
+        <w:numPr>
+          <w:ilvl w:val="0"/>
+          <w:numId w:val="10"/>
+        </w:numPr>
       </w:pPr>
       <w:r>
         <w:t>Activities (25-30 min): The main event - the adventure activities for tonight. This is where the requirements get done.</w:t>
@@ -267,7 +283,11 @@
     </w:p>
     <w:p>
       <w:pPr>
-        <w:pStyle w:val="ListNumber"/>
+        <w:spacing w:after="20"/>
+        <w:numPr>
+          <w:ilvl w:val="0"/>
+          <w:numId w:val="10"/>
+        </w:numPr>
       </w:pPr>
       <w:r>
         <w:t>Closing (5 min): Leader gives reminders (next meeting date, what to bring). Den Chief leads a short closing thought and the Living Circle.</w:t>
@@ -275,7 +295,11 @@
     </w:p>
     <w:p>
       <w:pPr>
-        <w:pStyle w:val="ListNumber"/>
+        <w:spacing w:after="20"/>
+        <w:numPr>
+          <w:ilvl w:val="0"/>
+          <w:numId w:val="10"/>
+        </w:numPr>
       </w:pPr>
       <w:r>
         <w:t>After (5 min): Scouts help put the room back in order. Leader + Den Chief quickly preview next week.</w:t>
@@ -562,7 +586,11 @@
     </w:p>
     <w:p>
       <w:pPr>
-        <w:pStyle w:val="ListNumber"/>
+        <w:spacing w:after="20"/>
+        <w:numPr>
+          <w:ilvl w:val="0"/>
+          <w:numId w:val="11"/>
+        </w:numPr>
       </w:pPr>
       <w:r>
         <w:t>Give each Scout a 3-by-3 grid with prompts like 'has a pet' or 'likes camping.'</w:t>
@@ -570,7 +598,11 @@
     </w:p>
     <w:p>
       <w:pPr>
-        <w:pStyle w:val="ListNumber"/>
+        <w:spacing w:after="20"/>
+        <w:numPr>
+          <w:ilvl w:val="0"/>
+          <w:numId w:val="11"/>
+        </w:numPr>
       </w:pPr>
       <w:r>
         <w:t>Scouts mingle and collect one signature per square.</w:t>
@@ -578,7 +610,11 @@
     </w:p>
     <w:p>
       <w:pPr>
-        <w:pStyle w:val="ListNumber"/>
+        <w:spacing w:after="20"/>
+        <w:numPr>
+          <w:ilvl w:val="0"/>
+          <w:numId w:val="11"/>
+        </w:numPr>
       </w:pPr>
       <w:r>
         <w:t>Call the den together and let a few Scouts introduce someone they learned about.</w:t>
@@ -597,7 +633,11 @@
     </w:p>
     <w:p>
       <w:pPr>
-        <w:pStyle w:val="ListNumber"/>
+        <w:spacing w:after="20"/>
+        <w:numPr>
+          <w:ilvl w:val="0"/>
+          <w:numId w:val="12"/>
+        </w:numPr>
       </w:pPr>
       <w:r>
         <w:t>Form up in a horseshoe or circle. Ask a Scout to lead the Pledge of Allegiance to the flag.</w:t>
@@ -605,7 +645,11 @@
     </w:p>
     <w:p>
       <w:pPr>
-        <w:pStyle w:val="ListNumber"/>
+        <w:spacing w:after="20"/>
+        <w:numPr>
+          <w:ilvl w:val="0"/>
+          <w:numId w:val="12"/>
+        </w:numPr>
       </w:pPr>
       <w:r>
         <w:t>Everyone gives the Cub Scout sign and recites the Scout Oath together.</w:t>
@@ -613,7 +657,11 @@
     </w:p>
     <w:p>
       <w:pPr>
-        <w:pStyle w:val="ListNumber"/>
+        <w:spacing w:after="20"/>
+        <w:numPr>
+          <w:ilvl w:val="0"/>
+          <w:numId w:val="12"/>
+        </w:numPr>
       </w:pPr>
       <w:r>
         <w:t>Recite the Scout Law together. Younger dens may say it line-by-line after the Den Chief.</w:t>
@@ -632,7 +680,11 @@
     </w:p>
     <w:p>
       <w:pPr>
-        <w:pStyle w:val="ListNumber"/>
+        <w:spacing w:after="20"/>
+        <w:numPr>
+          <w:ilvl w:val="0"/>
+          <w:numId w:val="13"/>
+        </w:numPr>
       </w:pPr>
       <w:r>
         <w:t>Recite the Scout Oath together with the Cub Scout sign up.</w:t>
@@ -640,7 +692,11 @@
     </w:p>
     <w:p>
       <w:pPr>
-        <w:pStyle w:val="ListNumber"/>
+        <w:spacing w:after="20"/>
+        <w:numPr>
+          <w:ilvl w:val="0"/>
+          <w:numId w:val="13"/>
+        </w:numPr>
       </w:pPr>
       <w:r>
         <w:t>Write the three points: duty to God/country, help others, keep yourself strong/awake/straight.</w:t>
@@ -648,7 +704,11 @@
     </w:p>
     <w:p>
       <w:pPr>
-        <w:pStyle w:val="ListNumber"/>
+        <w:spacing w:after="20"/>
+        <w:numPr>
+          <w:ilvl w:val="0"/>
+          <w:numId w:val="13"/>
+        </w:numPr>
       </w:pPr>
       <w:r>
         <w:t>Small groups choose one point and give a real Bear example.</w:t>
@@ -679,7 +739,11 @@
     </w:p>
     <w:p>
       <w:pPr>
-        <w:pStyle w:val="ListNumber"/>
+        <w:spacing w:after="20"/>
+        <w:numPr>
+          <w:ilvl w:val="0"/>
+          <w:numId w:val="14"/>
+        </w:numPr>
       </w:pPr>
       <w:r>
         <w:t>Ask: 'What rules help our den be safe, fair, and fun?'</w:t>
@@ -687,7 +751,11 @@
     </w:p>
     <w:p>
       <w:pPr>
-        <w:pStyle w:val="ListNumber"/>
+        <w:spacing w:after="20"/>
+        <w:numPr>
+          <w:ilvl w:val="0"/>
+          <w:numId w:val="14"/>
+        </w:numPr>
       </w:pPr>
       <w:r>
         <w:t>Combine ideas into 5-7 short rules the Scouts can actually remember.</w:t>
@@ -695,7 +763,11 @@
     </w:p>
     <w:p>
       <w:pPr>
-        <w:pStyle w:val="ListNumber"/>
+        <w:spacing w:after="20"/>
+        <w:numPr>
+          <w:ilvl w:val="0"/>
+          <w:numId w:val="14"/>
+        </w:numPr>
       </w:pPr>
       <w:r>
         <w:t>Everyone signs the code; post it at future meetings.</w:t>
@@ -726,7 +798,11 @@
     </w:p>
     <w:p>
       <w:pPr>
-        <w:pStyle w:val="ListNumber"/>
+        <w:spacing w:after="20"/>
+        <w:numPr>
+          <w:ilvl w:val="0"/>
+          <w:numId w:val="15"/>
+        </w:numPr>
       </w:pPr>
       <w:r>
         <w:t>Form a circle. Everyone puts their left hand toward the center, little fingers linked to the next Scout.</w:t>
@@ -734,7 +810,11 @@
     </w:p>
     <w:p>
       <w:pPr>
-        <w:pStyle w:val="ListNumber"/>
+        <w:spacing w:after="20"/>
+        <w:numPr>
+          <w:ilvl w:val="0"/>
+          <w:numId w:val="15"/>
+        </w:numPr>
       </w:pPr>
       <w:r>
         <w:t>Den Chief shares a 1-sentence thought tied to tonight (e.g., 'Tonight we practiced being Helpful.').</w:t>
@@ -742,7 +822,11 @@
     </w:p>
     <w:p>
       <w:pPr>
-        <w:pStyle w:val="ListNumber"/>
+        <w:spacing w:after="20"/>
+        <w:numPr>
+          <w:ilvl w:val="0"/>
+          <w:numId w:val="15"/>
+        </w:numPr>
       </w:pPr>
       <w:r>
         <w:t>On the Den Chief's signal, everyone raises the circle and gives a quiet 'Do Your Best!' Dismiss.</w:t>
@@ -880,7 +964,11 @@
     </w:p>
     <w:p>
       <w:pPr>
-        <w:pStyle w:val="ListNumber"/>
+        <w:spacing w:after="20"/>
+        <w:numPr>
+          <w:ilvl w:val="0"/>
+          <w:numId w:val="16"/>
+        </w:numPr>
       </w:pPr>
       <w:r>
         <w:t>As Scouts arrive, Den Chief silently gives the Cub Scout sign.</w:t>
@@ -888,7 +976,11 @@
     </w:p>
     <w:p>
       <w:pPr>
-        <w:pStyle w:val="ListNumber"/>
+        <w:spacing w:after="20"/>
+        <w:numPr>
+          <w:ilvl w:val="0"/>
+          <w:numId w:val="16"/>
+        </w:numPr>
       </w:pPr>
       <w:r>
         <w:t>Scouts who notice stop talking and copy the sign.</w:t>
@@ -896,7 +988,11 @@
     </w:p>
     <w:p>
       <w:pPr>
-        <w:pStyle w:val="ListNumber"/>
+        <w:spacing w:after="20"/>
+        <w:numPr>
+          <w:ilvl w:val="0"/>
+          <w:numId w:val="16"/>
+        </w:numPr>
       </w:pPr>
       <w:r>
         <w:t>Time how fast the whole den gets quiet; try again later to beat the time.</w:t>
@@ -915,7 +1011,11 @@
     </w:p>
     <w:p>
       <w:pPr>
-        <w:pStyle w:val="ListNumber"/>
+        <w:spacing w:after="20"/>
+        <w:numPr>
+          <w:ilvl w:val="0"/>
+          <w:numId w:val="17"/>
+        </w:numPr>
       </w:pPr>
       <w:r>
         <w:t>Form up in a horseshoe or circle. Ask a Scout to lead the Pledge of Allegiance to the flag.</w:t>
@@ -923,7 +1023,11 @@
     </w:p>
     <w:p>
       <w:pPr>
-        <w:pStyle w:val="ListNumber"/>
+        <w:spacing w:after="20"/>
+        <w:numPr>
+          <w:ilvl w:val="0"/>
+          <w:numId w:val="17"/>
+        </w:numPr>
       </w:pPr>
       <w:r>
         <w:t>Everyone gives the Cub Scout sign and recites the Scout Oath together.</w:t>
@@ -931,7 +1035,11 @@
     </w:p>
     <w:p>
       <w:pPr>
-        <w:pStyle w:val="ListNumber"/>
+        <w:spacing w:after="20"/>
+        <w:numPr>
+          <w:ilvl w:val="0"/>
+          <w:numId w:val="17"/>
+        </w:numPr>
       </w:pPr>
       <w:r>
         <w:t>Recite the Scout Law together. Younger dens may say it line-by-line after the Den Chief.</w:t>
@@ -950,7 +1058,11 @@
     </w:p>
     <w:p>
       <w:pPr>
-        <w:pStyle w:val="ListNumber"/>
+        <w:spacing w:after="20"/>
+        <w:numPr>
+          <w:ilvl w:val="0"/>
+          <w:numId w:val="18"/>
+        </w:numPr>
       </w:pPr>
       <w:r>
         <w:t>Den Chief demonstrates each one and explains when it is used.</w:t>
@@ -958,7 +1070,11 @@
     </w:p>
     <w:p>
       <w:pPr>
-        <w:pStyle w:val="ListNumber"/>
+        <w:spacing w:after="20"/>
+        <w:numPr>
+          <w:ilvl w:val="0"/>
+          <w:numId w:val="18"/>
+        </w:numPr>
       </w:pPr>
       <w:r>
         <w:t>Pair Scouts up to practice the handshake and salute correctly.</w:t>
@@ -966,7 +1082,11 @@
     </w:p>
     <w:p>
       <w:pPr>
-        <w:pStyle w:val="ListNumber"/>
+        <w:spacing w:after="20"/>
+        <w:numPr>
+          <w:ilvl w:val="0"/>
+          <w:numId w:val="18"/>
+        </w:numPr>
       </w:pPr>
       <w:r>
         <w:t>Run quick scenario cards: flag ceremony, quiet signal, greeting a leader.</w:t>
@@ -997,7 +1117,11 @@
     </w:p>
     <w:p>
       <w:pPr>
-        <w:pStyle w:val="ListNumber"/>
+        <w:spacing w:after="20"/>
+        <w:numPr>
+          <w:ilvl w:val="0"/>
+          <w:numId w:val="19"/>
+        </w:numPr>
       </w:pPr>
       <w:r>
         <w:t>Explain denner jobs: help set up, lead lines, pass materials, model the code.</w:t>
@@ -1005,7 +1129,11 @@
     </w:p>
     <w:p>
       <w:pPr>
-        <w:pStyle w:val="ListNumber"/>
+        <w:spacing w:after="20"/>
+        <w:numPr>
+          <w:ilvl w:val="0"/>
+          <w:numId w:val="19"/>
+        </w:numPr>
       </w:pPr>
       <w:r>
         <w:t>Let Scouts nominate helpful denner behaviors for a future rotation.</w:t>
@@ -1013,7 +1141,11 @@
     </w:p>
     <w:p>
       <w:pPr>
-        <w:pStyle w:val="ListNumber"/>
+        <w:spacing w:after="20"/>
+        <w:numPr>
+          <w:ilvl w:val="0"/>
+          <w:numId w:val="19"/>
+        </w:numPr>
       </w:pPr>
       <w:r>
         <w:t>Go around the circle: each Bear shares a time they did their best and why effort mattered.</w:t>
@@ -1044,7 +1176,11 @@
     </w:p>
     <w:p>
       <w:pPr>
-        <w:pStyle w:val="ListNumber"/>
+        <w:spacing w:after="20"/>
+        <w:numPr>
+          <w:ilvl w:val="0"/>
+          <w:numId w:val="20"/>
+        </w:numPr>
       </w:pPr>
       <w:r>
         <w:t>Form a circle. Everyone puts their left hand toward the center, little fingers linked to the next Scout.</w:t>
@@ -1052,7 +1188,11 @@
     </w:p>
     <w:p>
       <w:pPr>
-        <w:pStyle w:val="ListNumber"/>
+        <w:spacing w:after="20"/>
+        <w:numPr>
+          <w:ilvl w:val="0"/>
+          <w:numId w:val="20"/>
+        </w:numPr>
       </w:pPr>
       <w:r>
         <w:t>Den Chief shares a 1-sentence thought tied to tonight (e.g., 'Tonight we practiced being Helpful.').</w:t>
@@ -1060,7 +1200,11 @@
     </w:p>
     <w:p>
       <w:pPr>
-        <w:pStyle w:val="ListNumber"/>
+        <w:spacing w:after="20"/>
+        <w:numPr>
+          <w:ilvl w:val="0"/>
+          <w:numId w:val="20"/>
+        </w:numPr>
       </w:pPr>
       <w:r>
         <w:t>On the Den Chief's signal, everyone raises the circle and gives a quiet 'Do Your Best!' Dismiss.</w:t>
@@ -1325,7 +1469,11 @@
     </w:p>
     <w:p>
       <w:pPr>
-        <w:pStyle w:val="ListNumber"/>
+        <w:spacing w:after="20"/>
+        <w:numPr>
+          <w:ilvl w:val="0"/>
+          <w:numId w:val="21"/>
+        </w:numPr>
       </w:pPr>
       <w:r>
         <w:t>Spread real gear and silly distractors on a table.</w:t>
@@ -1333,7 +1481,11 @@
     </w:p>
     <w:p>
       <w:pPr>
-        <w:pStyle w:val="ListNumber"/>
+        <w:spacing w:after="20"/>
+        <w:numPr>
+          <w:ilvl w:val="0"/>
+          <w:numId w:val="21"/>
+        </w:numPr>
       </w:pPr>
       <w:r>
         <w:t>Teams race to pack the Six Essentials plus weather-smart shoes/jacket choices.</w:t>
@@ -1341,7 +1493,11 @@
     </w:p>
     <w:p>
       <w:pPr>
-        <w:pStyle w:val="ListNumber"/>
+        <w:spacing w:after="20"/>
+        <w:numPr>
+          <w:ilvl w:val="0"/>
+          <w:numId w:val="21"/>
+        </w:numPr>
       </w:pPr>
       <w:r>
         <w:t>Review what each item is for before moving on.</w:t>
@@ -1360,7 +1516,11 @@
     </w:p>
     <w:p>
       <w:pPr>
-        <w:pStyle w:val="ListNumber"/>
+        <w:spacing w:after="20"/>
+        <w:numPr>
+          <w:ilvl w:val="0"/>
+          <w:numId w:val="22"/>
+        </w:numPr>
       </w:pPr>
       <w:r>
         <w:t>Form up in a horseshoe or circle. Ask a Scout to lead the Pledge of Allegiance to the flag.</w:t>
@@ -1368,7 +1528,11 @@
     </w:p>
     <w:p>
       <w:pPr>
-        <w:pStyle w:val="ListNumber"/>
+        <w:spacing w:after="20"/>
+        <w:numPr>
+          <w:ilvl w:val="0"/>
+          <w:numId w:val="22"/>
+        </w:numPr>
       </w:pPr>
       <w:r>
         <w:t>Everyone gives the Cub Scout sign and recites the Scout Oath together.</w:t>
@@ -1376,7 +1540,11 @@
     </w:p>
     <w:p>
       <w:pPr>
-        <w:pStyle w:val="ListNumber"/>
+        <w:spacing w:after="20"/>
+        <w:numPr>
+          <w:ilvl w:val="0"/>
+          <w:numId w:val="22"/>
+        </w:numPr>
       </w:pPr>
       <w:r>
         <w:t>Recite the Scout Law together. Younger dens may say it line-by-line after the Den Chief.</w:t>
@@ -1395,7 +1563,11 @@
     </w:p>
     <w:p>
       <w:pPr>
-        <w:pStyle w:val="ListNumber"/>
+        <w:spacing w:after="20"/>
+        <w:numPr>
+          <w:ilvl w:val="0"/>
+          <w:numId w:val="23"/>
+        </w:numPr>
       </w:pPr>
       <w:r>
         <w:t>Show the meeting-place map or printed park map.</w:t>
@@ -1403,7 +1575,11 @@
     </w:p>
     <w:p>
       <w:pPr>
-        <w:pStyle w:val="ListNumber"/>
+        <w:spacing w:after="20"/>
+        <w:numPr>
+          <w:ilvl w:val="0"/>
+          <w:numId w:val="23"/>
+        </w:numPr>
       </w:pPr>
       <w:r>
         <w:t>Mark the start, turnarounds, bathrooms, road crossings, and one-mile route.</w:t>
@@ -1411,7 +1587,11 @@
     </w:p>
     <w:p>
       <w:pPr>
-        <w:pStyle w:val="ListNumber"/>
+        <w:spacing w:after="20"/>
+        <w:numPr>
+          <w:ilvl w:val="0"/>
+          <w:numId w:val="23"/>
+        </w:numPr>
       </w:pPr>
       <w:r>
         <w:t>Talk about staying on the right path and what hazards to avoid.</w:t>
@@ -1442,7 +1622,11 @@
     </w:p>
     <w:p>
       <w:pPr>
-        <w:pStyle w:val="ListNumber"/>
+        <w:spacing w:after="20"/>
+        <w:numPr>
+          <w:ilvl w:val="0"/>
+          <w:numId w:val="24"/>
+        </w:numPr>
       </w:pPr>
       <w:r>
         <w:t>Station 1: plan how to pack out trash and safe litter pickup.</w:t>
@@ -1450,7 +1634,11 @@
     </w:p>
     <w:p>
       <w:pPr>
-        <w:pStyle w:val="ListNumber"/>
+        <w:spacing w:after="20"/>
+        <w:numPr>
+          <w:ilvl w:val="0"/>
+          <w:numId w:val="24"/>
+        </w:numPr>
       </w:pPr>
       <w:r>
         <w:t>Station 2: check the fire danger rating or discuss where to find it.</w:t>
@@ -1458,7 +1646,11 @@
     </w:p>
     <w:p>
       <w:pPr>
-        <w:pStyle w:val="ListNumber"/>
+        <w:spacing w:after="20"/>
+        <w:numPr>
+          <w:ilvl w:val="0"/>
+          <w:numId w:val="24"/>
+        </w:numPr>
       </w:pPr>
       <w:r>
         <w:t>Station 3: list ways to be kind to other visitors on a path.</w:t>
@@ -1489,7 +1681,11 @@
     </w:p>
     <w:p>
       <w:pPr>
-        <w:pStyle w:val="ListNumber"/>
+        <w:spacing w:after="20"/>
+        <w:numPr>
+          <w:ilvl w:val="0"/>
+          <w:numId w:val="25"/>
+        </w:numPr>
       </w:pPr>
       <w:r>
         <w:t>Form a circle. Everyone puts their left hand toward the center, little fingers linked to the next Scout.</w:t>
@@ -1497,7 +1693,11 @@
     </w:p>
     <w:p>
       <w:pPr>
-        <w:pStyle w:val="ListNumber"/>
+        <w:spacing w:after="20"/>
+        <w:numPr>
+          <w:ilvl w:val="0"/>
+          <w:numId w:val="25"/>
+        </w:numPr>
       </w:pPr>
       <w:r>
         <w:t>Den Chief shares a 1-sentence thought tied to tonight (e.g., 'Tonight we practiced being Helpful.').</w:t>
@@ -1505,7 +1705,11 @@
     </w:p>
     <w:p>
       <w:pPr>
-        <w:pStyle w:val="ListNumber"/>
+        <w:spacing w:after="20"/>
+        <w:numPr>
+          <w:ilvl w:val="0"/>
+          <w:numId w:val="25"/>
+        </w:numPr>
       </w:pPr>
       <w:r>
         <w:t>On the Den Chief's signal, everyone raises the circle and gives a quiet 'Do Your Best!' Dismiss.</w:t>
@@ -1635,7 +1839,11 @@
     </w:p>
     <w:p>
       <w:pPr>
-        <w:pStyle w:val="ListNumber"/>
+        <w:spacing w:after="20"/>
+        <w:numPr>
+          <w:ilvl w:val="0"/>
+          <w:numId w:val="26"/>
+        </w:numPr>
       </w:pPr>
       <w:r>
         <w:t>Assign buddy pairs and do a fast head count.</w:t>
@@ -1643,7 +1851,11 @@
     </w:p>
     <w:p>
       <w:pPr>
-        <w:pStyle w:val="ListNumber"/>
+        <w:spacing w:after="20"/>
+        <w:numPr>
+          <w:ilvl w:val="0"/>
+          <w:numId w:val="26"/>
+        </w:numPr>
       </w:pPr>
       <w:r>
         <w:t>Each buddy checks water, whistle, and weather layers.</w:t>
@@ -1651,7 +1863,11 @@
     </w:p>
     <w:p>
       <w:pPr>
-        <w:pStyle w:val="ListNumber"/>
+        <w:spacing w:after="20"/>
+        <w:numPr>
+          <w:ilvl w:val="0"/>
+          <w:numId w:val="26"/>
+        </w:numPr>
       </w:pPr>
       <w:r>
         <w:t>Review: stay with the group, look not take, and stop at crossings.</w:t>
@@ -1670,7 +1886,11 @@
     </w:p>
     <w:p>
       <w:pPr>
-        <w:pStyle w:val="ListNumber"/>
+        <w:spacing w:after="20"/>
+        <w:numPr>
+          <w:ilvl w:val="0"/>
+          <w:numId w:val="27"/>
+        </w:numPr>
       </w:pPr>
       <w:r>
         <w:t>Form up in a horseshoe or circle. Ask a Scout to lead the Pledge of Allegiance to the flag.</w:t>
@@ -1678,7 +1898,11 @@
     </w:p>
     <w:p>
       <w:pPr>
-        <w:pStyle w:val="ListNumber"/>
+        <w:spacing w:after="20"/>
+        <w:numPr>
+          <w:ilvl w:val="0"/>
+          <w:numId w:val="27"/>
+        </w:numPr>
       </w:pPr>
       <w:r>
         <w:t>Everyone gives the Cub Scout sign and recites the Scout Oath together.</w:t>
@@ -1686,7 +1910,11 @@
     </w:p>
     <w:p>
       <w:pPr>
-        <w:pStyle w:val="ListNumber"/>
+        <w:spacing w:after="20"/>
+        <w:numPr>
+          <w:ilvl w:val="0"/>
+          <w:numId w:val="27"/>
+        </w:numPr>
       </w:pPr>
       <w:r>
         <w:t>Recite the Scout Law together. Younger dens may say it line-by-line after the Den Chief.</w:t>
@@ -1705,7 +1933,11 @@
     </w:p>
     <w:p>
       <w:pPr>
-        <w:pStyle w:val="ListNumber"/>
+        <w:spacing w:after="20"/>
+        <w:numPr>
+          <w:ilvl w:val="0"/>
+          <w:numId w:val="28"/>
+        </w:numPr>
       </w:pPr>
       <w:r>
         <w:t>Walk the planned one-mile route at a steady, safe pace.</w:t>
@@ -1713,7 +1945,11 @@
     </w:p>
     <w:p>
       <w:pPr>
-        <w:pStyle w:val="ListNumber"/>
+        <w:spacing w:after="20"/>
+        <w:numPr>
+          <w:ilvl w:val="0"/>
+          <w:numId w:val="28"/>
+        </w:numPr>
       </w:pPr>
       <w:r>
         <w:t>Stop briefly at 2-3 points to notice path choices, trash, visitors, and wildlife signs.</w:t>
@@ -1721,7 +1957,11 @@
     </w:p>
     <w:p>
       <w:pPr>
-        <w:pStyle w:val="ListNumber"/>
+        <w:spacing w:after="20"/>
+        <w:numPr>
+          <w:ilvl w:val="0"/>
+          <w:numId w:val="28"/>
+        </w:numPr>
       </w:pPr>
       <w:r>
         <w:t>Practice packing out trash only if adults say it is safe to pick up.</w:t>
@@ -1752,7 +1992,11 @@
     </w:p>
     <w:p>
       <w:pPr>
-        <w:pStyle w:val="ListNumber"/>
+        <w:spacing w:after="20"/>
+        <w:numPr>
+          <w:ilvl w:val="0"/>
+          <w:numId w:val="29"/>
+        </w:numPr>
       </w:pPr>
       <w:r>
         <w:t>Each Scout sketches or photographs five things to remember but not take.</w:t>
@@ -1760,7 +2004,11 @@
     </w:p>
     <w:p>
       <w:pPr>
-        <w:pStyle w:val="ListNumber"/>
+        <w:spacing w:after="20"/>
+        <w:numPr>
+          <w:ilvl w:val="0"/>
+          <w:numId w:val="29"/>
+        </w:numPr>
       </w:pPr>
       <w:r>
         <w:t>Look for six signs: tracks, nests, feathers, holes, scat, chewed leaves, insects, calls, or burrows.</w:t>
@@ -1768,7 +2016,11 @@
     </w:p>
     <w:p>
       <w:pPr>
-        <w:pStyle w:val="ListNumber"/>
+        <w:spacing w:after="20"/>
+        <w:numPr>
+          <w:ilvl w:val="0"/>
+          <w:numId w:val="29"/>
+        </w:numPr>
       </w:pPr>
       <w:r>
         <w:t>At the end, Scouts share one favorite observation.</w:t>
@@ -1799,7 +2051,11 @@
     </w:p>
     <w:p>
       <w:pPr>
-        <w:pStyle w:val="ListNumber"/>
+        <w:spacing w:after="20"/>
+        <w:numPr>
+          <w:ilvl w:val="0"/>
+          <w:numId w:val="30"/>
+        </w:numPr>
       </w:pPr>
       <w:r>
         <w:t>Form a circle. Everyone puts their left hand toward the center, little fingers linked to the next Scout.</w:t>
@@ -1807,7 +2063,11 @@
     </w:p>
     <w:p>
       <w:pPr>
-        <w:pStyle w:val="ListNumber"/>
+        <w:spacing w:after="20"/>
+        <w:numPr>
+          <w:ilvl w:val="0"/>
+          <w:numId w:val="30"/>
+        </w:numPr>
       </w:pPr>
       <w:r>
         <w:t>Den Chief shares a 1-sentence thought tied to tonight (e.g., 'Tonight we practiced being Helpful.').</w:t>
@@ -1815,7 +2075,11 @@
     </w:p>
     <w:p>
       <w:pPr>
-        <w:pStyle w:val="ListNumber"/>
+        <w:spacing w:after="20"/>
+        <w:numPr>
+          <w:ilvl w:val="0"/>
+          <w:numId w:val="30"/>
+        </w:numPr>
       </w:pPr>
       <w:r>
         <w:t>On the Den Chief's signal, everyone raises the circle and gives a quiet 'Do Your Best!' Dismiss.</w:t>
@@ -2048,7 +2312,11 @@
     </w:p>
     <w:p>
       <w:pPr>
-        <w:pStyle w:val="ListNumber"/>
+        <w:spacing w:after="20"/>
+        <w:numPr>
+          <w:ilvl w:val="0"/>
+          <w:numId w:val="31"/>
+        </w:numPr>
       </w:pPr>
       <w:r>
         <w:t>Label five buckets or floor spots with the food groups.</w:t>
@@ -2056,7 +2324,11 @@
     </w:p>
     <w:p>
       <w:pPr>
-        <w:pStyle w:val="ListNumber"/>
+        <w:spacing w:after="20"/>
+        <w:numPr>
+          <w:ilvl w:val="0"/>
+          <w:numId w:val="31"/>
+        </w:numPr>
       </w:pPr>
       <w:r>
         <w:t>Scouts toss beanbags onto the group named by the Den Chief.</w:t>
@@ -2064,7 +2336,11 @@
     </w:p>
     <w:p>
       <w:pPr>
-        <w:pStyle w:val="ListNumber"/>
+        <w:spacing w:after="20"/>
+        <w:numPr>
+          <w:ilvl w:val="0"/>
+          <w:numId w:val="31"/>
+        </w:numPr>
       </w:pPr>
       <w:r>
         <w:t>Switch to calling a food and let Scouts choose the group.</w:t>
@@ -2083,7 +2359,11 @@
     </w:p>
     <w:p>
       <w:pPr>
-        <w:pStyle w:val="ListNumber"/>
+        <w:spacing w:after="20"/>
+        <w:numPr>
+          <w:ilvl w:val="0"/>
+          <w:numId w:val="32"/>
+        </w:numPr>
       </w:pPr>
       <w:r>
         <w:t>Form up in a horseshoe or circle. Ask a Scout to lead the Pledge of Allegiance to the flag.</w:t>
@@ -2091,7 +2371,11 @@
     </w:p>
     <w:p>
       <w:pPr>
-        <w:pStyle w:val="ListNumber"/>
+        <w:spacing w:after="20"/>
+        <w:numPr>
+          <w:ilvl w:val="0"/>
+          <w:numId w:val="32"/>
+        </w:numPr>
       </w:pPr>
       <w:r>
         <w:t>Everyone gives the Cub Scout sign and recites the Scout Oath together.</w:t>
@@ -2099,7 +2383,11 @@
     </w:p>
     <w:p>
       <w:pPr>
-        <w:pStyle w:val="ListNumber"/>
+        <w:spacing w:after="20"/>
+        <w:numPr>
+          <w:ilvl w:val="0"/>
+          <w:numId w:val="32"/>
+        </w:numPr>
       </w:pPr>
       <w:r>
         <w:t>Recite the Scout Law together. Younger dens may say it line-by-line after the Den Chief.</w:t>
@@ -2118,7 +2406,11 @@
     </w:p>
     <w:p>
       <w:pPr>
-        <w:pStyle w:val="ListNumber"/>
+        <w:spacing w:after="20"/>
+        <w:numPr>
+          <w:ilvl w:val="0"/>
+          <w:numId w:val="33"/>
+        </w:numPr>
       </w:pPr>
       <w:r>
         <w:t>Offer small samples from at least three food groups.</w:t>
@@ -2126,7 +2418,11 @@
     </w:p>
     <w:p>
       <w:pPr>
-        <w:pStyle w:val="ListNumber"/>
+        <w:spacing w:after="20"/>
+        <w:numPr>
+          <w:ilvl w:val="0"/>
+          <w:numId w:val="33"/>
+        </w:numPr>
       </w:pPr>
       <w:r>
         <w:t>Scouts record which groups they tried and one new food word: crunchy, sweet, salty, creamy.</w:t>
@@ -2134,7 +2430,11 @@
     </w:p>
     <w:p>
       <w:pPr>
-        <w:pStyle w:val="ListNumber"/>
+        <w:spacing w:after="20"/>
+        <w:numPr>
+          <w:ilvl w:val="0"/>
+          <w:numId w:val="33"/>
+        </w:numPr>
       </w:pPr>
       <w:r>
         <w:t>Review allergies before anyone eats.</w:t>
@@ -2165,7 +2465,11 @@
     </w:p>
     <w:p>
       <w:pPr>
-        <w:pStyle w:val="ListNumber"/>
+        <w:spacing w:after="20"/>
+        <w:numPr>
+          <w:ilvl w:val="0"/>
+          <w:numId w:val="34"/>
+        </w:numPr>
       </w:pPr>
       <w:r>
         <w:t>Warm up with 5 minutes of stretching and easy movement.</w:t>
@@ -2173,7 +2477,11 @@
     </w:p>
     <w:p>
       <w:pPr>
-        <w:pStyle w:val="ListNumber"/>
+        <w:spacing w:after="20"/>
+        <w:numPr>
+          <w:ilvl w:val="0"/>
+          <w:numId w:val="34"/>
+        </w:numPr>
       </w:pPr>
       <w:r>
         <w:t>Rotate through active games: relay, tag, jump rope, cone shuttle, and balance line.</w:t>
@@ -2181,7 +2489,11 @@
     </w:p>
     <w:p>
       <w:pPr>
-        <w:pStyle w:val="ListNumber"/>
+        <w:spacing w:after="20"/>
+        <w:numPr>
+          <w:ilvl w:val="0"/>
+          <w:numId w:val="34"/>
+        </w:numPr>
       </w:pPr>
       <w:r>
         <w:t>Cool down and notice breathing and heart rate.</w:t>
@@ -2212,7 +2524,11 @@
     </w:p>
     <w:p>
       <w:pPr>
-        <w:pStyle w:val="ListNumber"/>
+        <w:spacing w:after="20"/>
+        <w:numPr>
+          <w:ilvl w:val="0"/>
+          <w:numId w:val="35"/>
+        </w:numPr>
       </w:pPr>
       <w:r>
         <w:t>Form a circle. Everyone puts their left hand toward the center, little fingers linked to the next Scout.</w:t>
@@ -2220,7 +2536,11 @@
     </w:p>
     <w:p>
       <w:pPr>
-        <w:pStyle w:val="ListNumber"/>
+        <w:spacing w:after="20"/>
+        <w:numPr>
+          <w:ilvl w:val="0"/>
+          <w:numId w:val="35"/>
+        </w:numPr>
       </w:pPr>
       <w:r>
         <w:t>Den Chief shares a 1-sentence thought tied to tonight (e.g., 'Tonight we practiced being Helpful.').</w:t>
@@ -2228,7 +2548,11 @@
     </w:p>
     <w:p>
       <w:pPr>
-        <w:pStyle w:val="ListNumber"/>
+        <w:spacing w:after="20"/>
+        <w:numPr>
+          <w:ilvl w:val="0"/>
+          <w:numId w:val="35"/>
+        </w:numPr>
       </w:pPr>
       <w:r>
         <w:t>On the Den Chief's signal, everyone raises the circle and gives a quiet 'Do Your Best!' Dismiss.</w:t>
@@ -2350,7 +2674,11 @@
     </w:p>
     <w:p>
       <w:pPr>
-        <w:pStyle w:val="ListNumber"/>
+        <w:spacing w:after="20"/>
+        <w:numPr>
+          <w:ilvl w:val="0"/>
+          <w:numId w:val="36"/>
+        </w:numPr>
       </w:pPr>
       <w:r>
         <w:t>Teach Scouts to find pulse at wrist or neck with two fingers.</w:t>
@@ -2358,7 +2686,11 @@
     </w:p>
     <w:p>
       <w:pPr>
-        <w:pStyle w:val="ListNumber"/>
+        <w:spacing w:after="20"/>
+        <w:numPr>
+          <w:ilvl w:val="0"/>
+          <w:numId w:val="36"/>
+        </w:numPr>
       </w:pPr>
       <w:r>
         <w:t>Count for 15 seconds before activity.</w:t>
@@ -2366,7 +2698,11 @@
     </w:p>
     <w:p>
       <w:pPr>
-        <w:pStyle w:val="ListNumber"/>
+        <w:spacing w:after="20"/>
+        <w:numPr>
+          <w:ilvl w:val="0"/>
+          <w:numId w:val="36"/>
+        </w:numPr>
       </w:pPr>
       <w:r>
         <w:t>Tell them we will compare after exercises.</w:t>
@@ -2385,7 +2721,11 @@
     </w:p>
     <w:p>
       <w:pPr>
-        <w:pStyle w:val="ListNumber"/>
+        <w:spacing w:after="20"/>
+        <w:numPr>
+          <w:ilvl w:val="0"/>
+          <w:numId w:val="37"/>
+        </w:numPr>
       </w:pPr>
       <w:r>
         <w:t>Form up in a horseshoe or circle. Ask a Scout to lead the Pledge of Allegiance to the flag.</w:t>
@@ -2393,7 +2733,11 @@
     </w:p>
     <w:p>
       <w:pPr>
-        <w:pStyle w:val="ListNumber"/>
+        <w:spacing w:after="20"/>
+        <w:numPr>
+          <w:ilvl w:val="0"/>
+          <w:numId w:val="37"/>
+        </w:numPr>
       </w:pPr>
       <w:r>
         <w:t>Everyone gives the Cub Scout sign and recites the Scout Oath together.</w:t>
@@ -2401,7 +2745,11 @@
     </w:p>
     <w:p>
       <w:pPr>
-        <w:pStyle w:val="ListNumber"/>
+        <w:spacing w:after="20"/>
+        <w:numPr>
+          <w:ilvl w:val="0"/>
+          <w:numId w:val="37"/>
+        </w:numPr>
       </w:pPr>
       <w:r>
         <w:t>Recite the Scout Law together. Younger dens may say it line-by-line after the Den Chief.</w:t>
@@ -2420,7 +2768,11 @@
     </w:p>
     <w:p>
       <w:pPr>
-        <w:pStyle w:val="ListNumber"/>
+        <w:spacing w:after="20"/>
+        <w:numPr>
+          <w:ilvl w:val="0"/>
+          <w:numId w:val="38"/>
+        </w:numPr>
       </w:pPr>
       <w:r>
         <w:t>Do 5 minutes heart-rate moves: jumping jacks, high knees, fast walk laps.</w:t>
@@ -2428,7 +2780,11 @@
     </w:p>
     <w:p>
       <w:pPr>
-        <w:pStyle w:val="ListNumber"/>
+        <w:spacing w:after="20"/>
+        <w:numPr>
+          <w:ilvl w:val="0"/>
+          <w:numId w:val="38"/>
+        </w:numPr>
       </w:pPr>
       <w:r>
         <w:t>Do 5 minutes muscle moves: wall push-ups, squats, plank holds.</w:t>
@@ -2436,7 +2792,11 @@
     </w:p>
     <w:p>
       <w:pPr>
-        <w:pStyle w:val="ListNumber"/>
+        <w:spacing w:after="20"/>
+        <w:numPr>
+          <w:ilvl w:val="0"/>
+          <w:numId w:val="38"/>
+        </w:numPr>
       </w:pPr>
       <w:r>
         <w:t>Do 5 minutes flexibility: toe reaches, shoulder stretches, slow lunges.</w:t>
@@ -2467,7 +2827,11 @@
     </w:p>
     <w:p>
       <w:pPr>
-        <w:pStyle w:val="ListNumber"/>
+        <w:spacing w:after="20"/>
+        <w:numPr>
+          <w:ilvl w:val="0"/>
+          <w:numId w:val="39"/>
+        </w:numPr>
       </w:pPr>
       <w:r>
         <w:t>Dim lights if possible and have Scouts sit or lie comfortably.</w:t>
@@ -2475,7 +2839,11 @@
     </w:p>
     <w:p>
       <w:pPr>
-        <w:pStyle w:val="ListNumber"/>
+        <w:spacing w:after="20"/>
+        <w:numPr>
+          <w:ilvl w:val="0"/>
+          <w:numId w:val="39"/>
+        </w:numPr>
       </w:pPr>
       <w:r>
         <w:t>Lead slow breathing: smell the flower, blow out the candle.</w:t>
@@ -2483,7 +2851,11 @@
     </w:p>
     <w:p>
       <w:pPr>
-        <w:pStyle w:val="ListNumber"/>
+        <w:spacing w:after="20"/>
+        <w:numPr>
+          <w:ilvl w:val="0"/>
+          <w:numId w:val="39"/>
+        </w:numPr>
       </w:pPr>
       <w:r>
         <w:t>Try quiet stretching or a guided nature story for a full 10 minutes.</w:t>
@@ -2514,7 +2886,11 @@
     </w:p>
     <w:p>
       <w:pPr>
-        <w:pStyle w:val="ListNumber"/>
+        <w:spacing w:after="20"/>
+        <w:numPr>
+          <w:ilvl w:val="0"/>
+          <w:numId w:val="40"/>
+        </w:numPr>
       </w:pPr>
       <w:r>
         <w:t>Form a circle. Everyone puts their left hand toward the center, little fingers linked to the next Scout.</w:t>
@@ -2522,7 +2898,11 @@
     </w:p>
     <w:p>
       <w:pPr>
-        <w:pStyle w:val="ListNumber"/>
+        <w:spacing w:after="20"/>
+        <w:numPr>
+          <w:ilvl w:val="0"/>
+          <w:numId w:val="40"/>
+        </w:numPr>
       </w:pPr>
       <w:r>
         <w:t>Den Chief shares a 1-sentence thought tied to tonight (e.g., 'Tonight we practiced being Helpful.').</w:t>
@@ -2530,7 +2910,11 @@
     </w:p>
     <w:p>
       <w:pPr>
-        <w:pStyle w:val="ListNumber"/>
+        <w:spacing w:after="20"/>
+        <w:numPr>
+          <w:ilvl w:val="0"/>
+          <w:numId w:val="40"/>
+        </w:numPr>
       </w:pPr>
       <w:r>
         <w:t>On the Den Chief's signal, everyone raises the circle and gives a quiet 'Do Your Best!' Dismiss.</w:t>
@@ -2763,7 +3147,11 @@
     </w:p>
     <w:p>
       <w:pPr>
-        <w:pStyle w:val="ListNumber"/>
+        <w:spacing w:after="20"/>
+        <w:numPr>
+          <w:ilvl w:val="0"/>
+          <w:numId w:val="41"/>
+        </w:numPr>
       </w:pPr>
       <w:r>
         <w:t>Lay out picture cards of US symbols and name cards.</w:t>
@@ -2771,7 +3159,11 @@
     </w:p>
     <w:p>
       <w:pPr>
-        <w:pStyle w:val="ListNumber"/>
+        <w:spacing w:after="20"/>
+        <w:numPr>
+          <w:ilvl w:val="0"/>
+          <w:numId w:val="41"/>
+        </w:numPr>
       </w:pPr>
       <w:r>
         <w:t>Scouts match pictures to names as they arrive.</w:t>
@@ -2779,7 +3171,11 @@
     </w:p>
     <w:p>
       <w:pPr>
-        <w:pStyle w:val="ListNumber"/>
+        <w:spacing w:after="20"/>
+        <w:numPr>
+          <w:ilvl w:val="0"/>
+          <w:numId w:val="41"/>
+        </w:numPr>
       </w:pPr>
       <w:r>
         <w:t>Ask each Scout to pick a favorite for tonight's art.</w:t>
@@ -2798,7 +3194,11 @@
     </w:p>
     <w:p>
       <w:pPr>
-        <w:pStyle w:val="ListNumber"/>
+        <w:spacing w:after="20"/>
+        <w:numPr>
+          <w:ilvl w:val="0"/>
+          <w:numId w:val="42"/>
+        </w:numPr>
       </w:pPr>
       <w:r>
         <w:t>Form up in a horseshoe or circle. Ask a Scout to lead the Pledge of Allegiance to the flag.</w:t>
@@ -2806,7 +3206,11 @@
     </w:p>
     <w:p>
       <w:pPr>
-        <w:pStyle w:val="ListNumber"/>
+        <w:spacing w:after="20"/>
+        <w:numPr>
+          <w:ilvl w:val="0"/>
+          <w:numId w:val="42"/>
+        </w:numPr>
       </w:pPr>
       <w:r>
         <w:t>Everyone gives the Cub Scout sign and recites the Scout Oath together.</w:t>
@@ -2814,7 +3218,11 @@
     </w:p>
     <w:p>
       <w:pPr>
-        <w:pStyle w:val="ListNumber"/>
+        <w:spacing w:after="20"/>
+        <w:numPr>
+          <w:ilvl w:val="0"/>
+          <w:numId w:val="42"/>
+        </w:numPr>
       </w:pPr>
       <w:r>
         <w:t>Recite the Scout Law together. Younger dens may say it line-by-line after the Den Chief.</w:t>
@@ -2833,7 +3241,11 @@
     </w:p>
     <w:p>
       <w:pPr>
-        <w:pStyle w:val="ListNumber"/>
+        <w:spacing w:after="20"/>
+        <w:numPr>
+          <w:ilvl w:val="0"/>
+          <w:numId w:val="43"/>
+        </w:numPr>
       </w:pPr>
       <w:r>
         <w:t>Station 1: practice respectful raising/lowering with a small flag or pretend halyard.</w:t>
@@ -2841,7 +3253,11 @@
     </w:p>
     <w:p>
       <w:pPr>
-        <w:pStyle w:val="ListNumber"/>
+        <w:spacing w:after="20"/>
+        <w:numPr>
+          <w:ilvl w:val="0"/>
+          <w:numId w:val="43"/>
+        </w:numPr>
       </w:pPr>
       <w:r>
         <w:t>Station 2: fold the flag with a team and say why it never touches the ground.</w:t>
@@ -2849,7 +3265,11 @@
     </w:p>
     <w:p>
       <w:pPr>
-        <w:pStyle w:val="ListNumber"/>
+        <w:spacing w:after="20"/>
+        <w:numPr>
+          <w:ilvl w:val="0"/>
+          <w:numId w:val="43"/>
+        </w:numPr>
       </w:pPr>
       <w:r>
         <w:t>Station 3: sort display/etiquette scenarios into respectful or not respectful.</w:t>
@@ -2880,7 +3300,11 @@
     </w:p>
     <w:p>
       <w:pPr>
-        <w:pStyle w:val="ListNumber"/>
+        <w:spacing w:after="20"/>
+        <w:numPr>
+          <w:ilvl w:val="0"/>
+          <w:numId w:val="44"/>
+        </w:numPr>
       </w:pPr>
       <w:r>
         <w:t>Identify at least three symbols: flag, bald eagle, Statue of Liberty, Liberty Bell, White House, or national parks.</w:t>
@@ -2888,7 +3312,11 @@
     </w:p>
     <w:p>
       <w:pPr>
-        <w:pStyle w:val="ListNumber"/>
+        <w:spacing w:after="20"/>
+        <w:numPr>
+          <w:ilvl w:val="0"/>
+          <w:numId w:val="44"/>
+        </w:numPr>
       </w:pPr>
       <w:r>
         <w:t>Each Scout makes a quick model, poster, or drawing of a favorite symbol.</w:t>
@@ -2896,7 +3324,11 @@
     </w:p>
     <w:p>
       <w:pPr>
-        <w:pStyle w:val="ListNumber"/>
+        <w:spacing w:after="20"/>
+        <w:numPr>
+          <w:ilvl w:val="0"/>
+          <w:numId w:val="44"/>
+        </w:numPr>
       </w:pPr>
       <w:r>
         <w:t>Share what the symbol represents.</w:t>
@@ -2927,7 +3359,11 @@
     </w:p>
     <w:p>
       <w:pPr>
-        <w:pStyle w:val="ListNumber"/>
+        <w:spacing w:after="20"/>
+        <w:numPr>
+          <w:ilvl w:val="0"/>
+          <w:numId w:val="45"/>
+        </w:numPr>
       </w:pPr>
       <w:r>
         <w:t>Form a circle. Everyone puts their left hand toward the center, little fingers linked to the next Scout.</w:t>
@@ -2935,7 +3371,11 @@
     </w:p>
     <w:p>
       <w:pPr>
-        <w:pStyle w:val="ListNumber"/>
+        <w:spacing w:after="20"/>
+        <w:numPr>
+          <w:ilvl w:val="0"/>
+          <w:numId w:val="45"/>
+        </w:numPr>
       </w:pPr>
       <w:r>
         <w:t>Den Chief shares a 1-sentence thought tied to tonight (e.g., 'Tonight we practiced being Helpful.').</w:t>
@@ -2943,7 +3383,11 @@
     </w:p>
     <w:p>
       <w:pPr>
-        <w:pStyle w:val="ListNumber"/>
+        <w:spacing w:after="20"/>
+        <w:numPr>
+          <w:ilvl w:val="0"/>
+          <w:numId w:val="45"/>
+        </w:numPr>
       </w:pPr>
       <w:r>
         <w:t>On the Den Chief's signal, everyone raises the circle and gives a quiet 'Do Your Best!' Dismiss.</w:t>
@@ -3065,7 +3509,11 @@
     </w:p>
     <w:p>
       <w:pPr>
-        <w:pStyle w:val="ListNumber"/>
+        <w:spacing w:after="20"/>
+        <w:numPr>
+          <w:ilvl w:val="0"/>
+          <w:numId w:val="46"/>
+        </w:numPr>
       </w:pPr>
       <w:r>
         <w:t>Scouts add sticky notes for people, animals, or places that need help.</w:t>
@@ -3073,7 +3521,11 @@
     </w:p>
     <w:p>
       <w:pPr>
-        <w:pStyle w:val="ListNumber"/>
+        <w:spacing w:after="20"/>
+        <w:numPr>
+          <w:ilvl w:val="0"/>
+          <w:numId w:val="46"/>
+        </w:numPr>
       </w:pPr>
       <w:r>
         <w:t>Group similar ideas together.</w:t>
@@ -3081,7 +3533,11 @@
     </w:p>
     <w:p>
       <w:pPr>
-        <w:pStyle w:val="ListNumber"/>
+        <w:spacing w:after="20"/>
+        <w:numPr>
+          <w:ilvl w:val="0"/>
+          <w:numId w:val="46"/>
+        </w:numPr>
       </w:pPr>
       <w:r>
         <w:t>Circle the project the den will do tonight.</w:t>
@@ -3100,7 +3556,11 @@
     </w:p>
     <w:p>
       <w:pPr>
-        <w:pStyle w:val="ListNumber"/>
+        <w:spacing w:after="20"/>
+        <w:numPr>
+          <w:ilvl w:val="0"/>
+          <w:numId w:val="47"/>
+        </w:numPr>
       </w:pPr>
       <w:r>
         <w:t>Form up in a horseshoe or circle. Ask a Scout to lead the Pledge of Allegiance to the flag.</w:t>
@@ -3108,7 +3568,11 @@
     </w:p>
     <w:p>
       <w:pPr>
-        <w:pStyle w:val="ListNumber"/>
+        <w:spacing w:after="20"/>
+        <w:numPr>
+          <w:ilvl w:val="0"/>
+          <w:numId w:val="47"/>
+        </w:numPr>
       </w:pPr>
       <w:r>
         <w:t>Everyone gives the Cub Scout sign and recites the Scout Oath together.</w:t>
@@ -3116,7 +3580,11 @@
     </w:p>
     <w:p>
       <w:pPr>
-        <w:pStyle w:val="ListNumber"/>
+        <w:spacing w:after="20"/>
+        <w:numPr>
+          <w:ilvl w:val="0"/>
+          <w:numId w:val="47"/>
+        </w:numPr>
       </w:pPr>
       <w:r>
         <w:t>Recite the Scout Law together. Younger dens may say it line-by-line after the Den Chief.</w:t>
@@ -3135,7 +3603,11 @@
     </w:p>
     <w:p>
       <w:pPr>
-        <w:pStyle w:val="ListNumber"/>
+        <w:spacing w:after="20"/>
+        <w:numPr>
+          <w:ilvl w:val="0"/>
+          <w:numId w:val="48"/>
+        </w:numPr>
       </w:pPr>
       <w:r>
         <w:t>Introduce the chosen nonprofit: mission, who it helps, and what volunteers do.</w:t>
@@ -3143,7 +3615,11 @@
     </w:p>
     <w:p>
       <w:pPr>
-        <w:pStyle w:val="ListNumber"/>
+        <w:spacing w:after="20"/>
+        <w:numPr>
+          <w:ilvl w:val="0"/>
+          <w:numId w:val="48"/>
+        </w:numPr>
       </w:pPr>
       <w:r>
         <w:t>Explain funding simply: donations, grants, fundraising, and supplies.</w:t>
@@ -3151,7 +3627,11 @@
     </w:p>
     <w:p>
       <w:pPr>
-        <w:pStyle w:val="ListNumber"/>
+        <w:spacing w:after="20"/>
+        <w:numPr>
+          <w:ilvl w:val="0"/>
+          <w:numId w:val="48"/>
+        </w:numPr>
       </w:pPr>
       <w:r>
         <w:t>Ask Scouts what job they can do as volunteers tonight.</w:t>
@@ -3182,7 +3662,11 @@
     </w:p>
     <w:p>
       <w:pPr>
-        <w:pStyle w:val="ListNumber"/>
+        <w:spacing w:after="20"/>
+        <w:numPr>
+          <w:ilvl w:val="0"/>
+          <w:numId w:val="49"/>
+        </w:numPr>
       </w:pPr>
       <w:r>
         <w:t>Complete one prepared project: pack hygiene kits, sort food, make shelter pet toys, write thank-you cards, or clean grounds.</w:t>
@@ -3190,7 +3674,11 @@
     </w:p>
     <w:p>
       <w:pPr>
-        <w:pStyle w:val="ListNumber"/>
+        <w:spacing w:after="20"/>
+        <w:numPr>
+          <w:ilvl w:val="0"/>
+          <w:numId w:val="49"/>
+        </w:numPr>
       </w:pPr>
       <w:r>
         <w:t>Work for 20-30 minutes with clear jobs for every Scout.</w:t>
@@ -3198,7 +3686,11 @@
     </w:p>
     <w:p>
       <w:pPr>
-        <w:pStyle w:val="ListNumber"/>
+        <w:spacing w:after="20"/>
+        <w:numPr>
+          <w:ilvl w:val="0"/>
+          <w:numId w:val="49"/>
+        </w:numPr>
       </w:pPr>
       <w:r>
         <w:t>Close by naming who was helped and how the project showed Helpful.</w:t>
@@ -3229,7 +3721,11 @@
     </w:p>
     <w:p>
       <w:pPr>
-        <w:pStyle w:val="ListNumber"/>
+        <w:spacing w:after="20"/>
+        <w:numPr>
+          <w:ilvl w:val="0"/>
+          <w:numId w:val="50"/>
+        </w:numPr>
       </w:pPr>
       <w:r>
         <w:t>Form a circle. Everyone puts their left hand toward the center, little fingers linked to the next Scout.</w:t>
@@ -3237,7 +3733,11 @@
     </w:p>
     <w:p>
       <w:pPr>
-        <w:pStyle w:val="ListNumber"/>
+        <w:spacing w:after="20"/>
+        <w:numPr>
+          <w:ilvl w:val="0"/>
+          <w:numId w:val="50"/>
+        </w:numPr>
       </w:pPr>
       <w:r>
         <w:t>Den Chief shares a 1-sentence thought tied to tonight (e.g., 'Tonight we practiced being Helpful.').</w:t>
@@ -3245,7 +3745,11 @@
     </w:p>
     <w:p>
       <w:pPr>
-        <w:pStyle w:val="ListNumber"/>
+        <w:spacing w:after="20"/>
+        <w:numPr>
+          <w:ilvl w:val="0"/>
+          <w:numId w:val="50"/>
+        </w:numPr>
       </w:pPr>
       <w:r>
         <w:t>On the Den Chief's signal, everyone raises the circle and gives a quiet 'Do Your Best!' Dismiss.</w:t>
@@ -3478,7 +3982,11 @@
     </w:p>
     <w:p>
       <w:pPr>
-        <w:pStyle w:val="ListNumber"/>
+        <w:spacing w:after="20"/>
+        <w:numPr>
+          <w:ilvl w:val="0"/>
+          <w:numId w:val="51"/>
+        </w:numPr>
       </w:pPr>
       <w:r>
         <w:t>Tape three lines on the floor: close, okay, too far.</w:t>
@@ -3486,7 +3994,11 @@
     </w:p>
     <w:p>
       <w:pPr>
-        <w:pStyle w:val="ListNumber"/>
+        <w:spacing w:after="20"/>
+        <w:numPr>
+          <w:ilvl w:val="0"/>
+          <w:numId w:val="51"/>
+        </w:numPr>
       </w:pPr>
       <w:r>
         <w:t>Scouts stand where they would talk to a friend, leader, or stranger.</w:t>
@@ -3494,7 +4006,11 @@
     </w:p>
     <w:p>
       <w:pPr>
-        <w:pStyle w:val="ListNumber"/>
+        <w:spacing w:after="20"/>
+        <w:numPr>
+          <w:ilvl w:val="0"/>
+          <w:numId w:val="51"/>
+        </w:numPr>
       </w:pPr>
       <w:r>
         <w:t>Briefly compare how boundaries change by situation.</w:t>
@@ -3513,7 +4029,11 @@
     </w:p>
     <w:p>
       <w:pPr>
-        <w:pStyle w:val="ListNumber"/>
+        <w:spacing w:after="20"/>
+        <w:numPr>
+          <w:ilvl w:val="0"/>
+          <w:numId w:val="52"/>
+        </w:numPr>
       </w:pPr>
       <w:r>
         <w:t>Form up in a horseshoe or circle. Ask a Scout to lead the Pledge of Allegiance to the flag.</w:t>
@@ -3521,7 +4041,11 @@
     </w:p>
     <w:p>
       <w:pPr>
-        <w:pStyle w:val="ListNumber"/>
+        <w:spacing w:after="20"/>
+        <w:numPr>
+          <w:ilvl w:val="0"/>
+          <w:numId w:val="52"/>
+        </w:numPr>
       </w:pPr>
       <w:r>
         <w:t>Everyone gives the Cub Scout sign and recites the Scout Oath together.</w:t>
@@ -3529,7 +4053,11 @@
     </w:p>
     <w:p>
       <w:pPr>
-        <w:pStyle w:val="ListNumber"/>
+        <w:spacing w:after="20"/>
+        <w:numPr>
+          <w:ilvl w:val="0"/>
+          <w:numId w:val="52"/>
+        </w:numPr>
       </w:pPr>
       <w:r>
         <w:t>Recite the Scout Law together. Younger dens may say it line-by-line after the Den Chief.</w:t>
@@ -3548,7 +4076,11 @@
     </w:p>
     <w:p>
       <w:pPr>
-        <w:pStyle w:val="ListNumber"/>
+        <w:spacing w:after="20"/>
+        <w:numPr>
+          <w:ilvl w:val="0"/>
+          <w:numId w:val="53"/>
+        </w:numPr>
       </w:pPr>
       <w:r>
         <w:t>Hand out the Bear worksheet and read directions together.</w:t>
@@ -3556,7 +4088,11 @@
     </w:p>
     <w:p>
       <w:pPr>
-        <w:pStyle w:val="ListNumber"/>
+        <w:spacing w:after="20"/>
+        <w:numPr>
+          <w:ilvl w:val="0"/>
+          <w:numId w:val="53"/>
+        </w:numPr>
       </w:pPr>
       <w:r>
         <w:t>Scouts fill in safe people, warning feelings, and words they can use.</w:t>
@@ -3564,7 +4100,11 @@
     </w:p>
     <w:p>
       <w:pPr>
-        <w:pStyle w:val="ListNumber"/>
+        <w:spacing w:after="20"/>
+        <w:numPr>
+          <w:ilvl w:val="0"/>
+          <w:numId w:val="53"/>
+        </w:numPr>
       </w:pPr>
       <w:r>
         <w:t>Pair-share one respectful phrase: 'Please step back' or 'I need space.'</w:t>
@@ -3595,7 +4135,11 @@
     </w:p>
     <w:p>
       <w:pPr>
-        <w:pStyle w:val="ListNumber"/>
+        <w:spacing w:after="20"/>
+        <w:numPr>
+          <w:ilvl w:val="0"/>
+          <w:numId w:val="54"/>
+        </w:numPr>
       </w:pPr>
       <w:r>
         <w:t>Den Chief reads simple scenarios about crowding, teasing, or unsafe touch.</w:t>
@@ -3603,7 +4147,11 @@
     </w:p>
     <w:p>
       <w:pPr>
-        <w:pStyle w:val="ListNumber"/>
+        <w:spacing w:after="20"/>
+        <w:numPr>
+          <w:ilvl w:val="0"/>
+          <w:numId w:val="54"/>
+        </w:numPr>
       </w:pPr>
       <w:r>
         <w:t>Scouts practice: say no, move away, tell a trusted adult.</w:t>
@@ -3611,7 +4159,11 @@
     </w:p>
     <w:p>
       <w:pPr>
-        <w:pStyle w:val="ListNumber"/>
+        <w:spacing w:after="20"/>
+        <w:numPr>
+          <w:ilvl w:val="0"/>
+          <w:numId w:val="54"/>
+        </w:numPr>
       </w:pPr>
       <w:r>
         <w:t>Keep examples calm and empowering, not scary.</w:t>
@@ -3642,7 +4194,11 @@
     </w:p>
     <w:p>
       <w:pPr>
-        <w:pStyle w:val="ListNumber"/>
+        <w:spacing w:after="20"/>
+        <w:numPr>
+          <w:ilvl w:val="0"/>
+          <w:numId w:val="55"/>
+        </w:numPr>
       </w:pPr>
       <w:r>
         <w:t>Form a circle. Everyone puts their left hand toward the center, little fingers linked to the next Scout.</w:t>
@@ -3650,7 +4206,11 @@
     </w:p>
     <w:p>
       <w:pPr>
-        <w:pStyle w:val="ListNumber"/>
+        <w:spacing w:after="20"/>
+        <w:numPr>
+          <w:ilvl w:val="0"/>
+          <w:numId w:val="55"/>
+        </w:numPr>
       </w:pPr>
       <w:r>
         <w:t>Den Chief shares a 1-sentence thought tied to tonight (e.g., 'Tonight we practiced being Helpful.').</w:t>
@@ -3658,7 +4218,11 @@
     </w:p>
     <w:p>
       <w:pPr>
-        <w:pStyle w:val="ListNumber"/>
+        <w:spacing w:after="20"/>
+        <w:numPr>
+          <w:ilvl w:val="0"/>
+          <w:numId w:val="55"/>
+        </w:numPr>
       </w:pPr>
       <w:r>
         <w:t>On the Den Chief's signal, everyone raises the circle and gives a quiet 'Do Your Best!' Dismiss.</w:t>
@@ -3772,7 +4336,11 @@
     </w:p>
     <w:p>
       <w:pPr>
-        <w:pStyle w:val="ListNumber"/>
+        <w:spacing w:after="20"/>
+        <w:numPr>
+          <w:ilvl w:val="0"/>
+          <w:numId w:val="56"/>
+        </w:numPr>
       </w:pPr>
       <w:r>
         <w:t>Put safety gear items in a bag or under a towel.</w:t>
@@ -3780,7 +4348,11 @@
     </w:p>
     <w:p>
       <w:pPr>
-        <w:pStyle w:val="ListNumber"/>
+        <w:spacing w:after="20"/>
+        <w:numPr>
+          <w:ilvl w:val="0"/>
+          <w:numId w:val="56"/>
+        </w:numPr>
       </w:pPr>
       <w:r>
         <w:t>Scouts feel one item without looking and guess what it protects.</w:t>
@@ -3788,7 +4360,11 @@
     </w:p>
     <w:p>
       <w:pPr>
-        <w:pStyle w:val="ListNumber"/>
+        <w:spacing w:after="20"/>
+        <w:numPr>
+          <w:ilvl w:val="0"/>
+          <w:numId w:val="56"/>
+        </w:numPr>
       </w:pPr>
       <w:r>
         <w:t>Reveal and sort by body part.</w:t>
@@ -3807,7 +4383,11 @@
     </w:p>
     <w:p>
       <w:pPr>
-        <w:pStyle w:val="ListNumber"/>
+        <w:spacing w:after="20"/>
+        <w:numPr>
+          <w:ilvl w:val="0"/>
+          <w:numId w:val="57"/>
+        </w:numPr>
       </w:pPr>
       <w:r>
         <w:t>Form up in a horseshoe or circle. Ask a Scout to lead the Pledge of Allegiance to the flag.</w:t>
@@ -3815,7 +4395,11 @@
     </w:p>
     <w:p>
       <w:pPr>
-        <w:pStyle w:val="ListNumber"/>
+        <w:spacing w:after="20"/>
+        <w:numPr>
+          <w:ilvl w:val="0"/>
+          <w:numId w:val="57"/>
+        </w:numPr>
       </w:pPr>
       <w:r>
         <w:t>Everyone gives the Cub Scout sign and recites the Scout Oath together.</w:t>
@@ -3823,7 +4407,11 @@
     </w:p>
     <w:p>
       <w:pPr>
-        <w:pStyle w:val="ListNumber"/>
+        <w:spacing w:after="20"/>
+        <w:numPr>
+          <w:ilvl w:val="0"/>
+          <w:numId w:val="57"/>
+        </w:numPr>
       </w:pPr>
       <w:r>
         <w:t>Recite the Scout Law together. Younger dens may say it line-by-line after the Den Chief.</w:t>
@@ -3842,7 +4430,11 @@
     </w:p>
     <w:p>
       <w:pPr>
-        <w:pStyle w:val="ListNumber"/>
+        <w:spacing w:after="20"/>
+        <w:numPr>
+          <w:ilvl w:val="0"/>
+          <w:numId w:val="58"/>
+        </w:numPr>
       </w:pPr>
       <w:r>
         <w:t>Sort gear into head, eyes, mouth/nose, hands, and feet.</w:t>
@@ -3850,7 +4442,11 @@
     </w:p>
     <w:p>
       <w:pPr>
-        <w:pStyle w:val="ListNumber"/>
+        <w:spacing w:after="20"/>
+        <w:numPr>
+          <w:ilvl w:val="0"/>
+          <w:numId w:val="58"/>
+        </w:numPr>
       </w:pPr>
       <w:r>
         <w:t>For each item, Scouts state what injury it helps prevent.</w:t>
@@ -3858,7 +4454,11 @@
     </w:p>
     <w:p>
       <w:pPr>
-        <w:pStyle w:val="ListNumber"/>
+        <w:spacing w:after="20"/>
+        <w:numPr>
+          <w:ilvl w:val="0"/>
+          <w:numId w:val="58"/>
+        </w:numPr>
       </w:pPr>
       <w:r>
         <w:t>Make a quick chart the den can photograph or take home.</w:t>
@@ -3889,7 +4489,11 @@
     </w:p>
     <w:p>
       <w:pPr>
-        <w:pStyle w:val="ListNumber"/>
+        <w:spacing w:after="20"/>
+        <w:numPr>
+          <w:ilvl w:val="0"/>
+          <w:numId w:val="59"/>
+        </w:numPr>
       </w:pPr>
       <w:r>
         <w:t>Choose an activity like biking, woodworking, sports, or cleanup.</w:t>
@@ -3897,7 +4501,11 @@
     </w:p>
     <w:p>
       <w:pPr>
-        <w:pStyle w:val="ListNumber"/>
+        <w:spacing w:after="20"/>
+        <w:numPr>
+          <w:ilvl w:val="0"/>
+          <w:numId w:val="59"/>
+        </w:numPr>
       </w:pPr>
       <w:r>
         <w:t>Scouts demonstrate fitting/wearing the right gear correctly.</w:t>
@@ -3905,7 +4513,11 @@
     </w:p>
     <w:p>
       <w:pPr>
-        <w:pStyle w:val="ListNumber"/>
+        <w:spacing w:after="20"/>
+        <w:numPr>
+          <w:ilvl w:val="0"/>
+          <w:numId w:val="59"/>
+        </w:numPr>
       </w:pPr>
       <w:r>
         <w:t>Leader checks fit: straps snug, glasses on eyes, gloves right size, shoes tied.</w:t>
@@ -3936,7 +4548,11 @@
     </w:p>
     <w:p>
       <w:pPr>
-        <w:pStyle w:val="ListNumber"/>
+        <w:spacing w:after="20"/>
+        <w:numPr>
+          <w:ilvl w:val="0"/>
+          <w:numId w:val="60"/>
+        </w:numPr>
       </w:pPr>
       <w:r>
         <w:t>Form a circle. Everyone puts their left hand toward the center, little fingers linked to the next Scout.</w:t>
@@ -3944,7 +4560,11 @@
     </w:p>
     <w:p>
       <w:pPr>
-        <w:pStyle w:val="ListNumber"/>
+        <w:spacing w:after="20"/>
+        <w:numPr>
+          <w:ilvl w:val="0"/>
+          <w:numId w:val="60"/>
+        </w:numPr>
       </w:pPr>
       <w:r>
         <w:t>Den Chief shares a 1-sentence thought tied to tonight (e.g., 'Tonight we practiced being Helpful.').</w:t>
@@ -3952,7 +4572,11 @@
     </w:p>
     <w:p>
       <w:pPr>
-        <w:pStyle w:val="ListNumber"/>
+        <w:spacing w:after="20"/>
+        <w:numPr>
+          <w:ilvl w:val="0"/>
+          <w:numId w:val="60"/>
+        </w:numPr>
       </w:pPr>
       <w:r>
         <w:t>On the Den Chief's signal, everyone raises the circle and gives a quiet 'Do Your Best!' Dismiss.</w:t>
@@ -4209,7 +4833,11 @@
     </w:p>
     <w:p>
       <w:pPr>
-        <w:pStyle w:val="ListNumber"/>
+        <w:spacing w:after="20"/>
+        <w:numPr>
+          <w:ilvl w:val="0"/>
+          <w:numId w:val="61"/>
+        </w:numPr>
       </w:pPr>
       <w:r>
         <w:t>Give each Scout a card with a kind action written on it.</w:t>
@@ -4217,7 +4845,11 @@
     </w:p>
     <w:p>
       <w:pPr>
-        <w:pStyle w:val="ListNumber"/>
+        <w:spacing w:after="20"/>
+        <w:numPr>
+          <w:ilvl w:val="0"/>
+          <w:numId w:val="61"/>
+        </w:numPr>
       </w:pPr>
       <w:r>
         <w:t>Scouts line up actions in an order where one kind act could lead to another.</w:t>
@@ -4225,7 +4857,11 @@
     </w:p>
     <w:p>
       <w:pPr>
-        <w:pStyle w:val="ListNumber"/>
+        <w:spacing w:after="20"/>
+        <w:numPr>
+          <w:ilvl w:val="0"/>
+          <w:numId w:val="61"/>
+        </w:numPr>
       </w:pPr>
       <w:r>
         <w:t>Read the chain aloud.</w:t>
@@ -4244,7 +4880,11 @@
     </w:p>
     <w:p>
       <w:pPr>
-        <w:pStyle w:val="ListNumber"/>
+        <w:spacing w:after="20"/>
+        <w:numPr>
+          <w:ilvl w:val="0"/>
+          <w:numId w:val="62"/>
+        </w:numPr>
       </w:pPr>
       <w:r>
         <w:t>Form up in a horseshoe or circle. Ask a Scout to lead the Pledge of Allegiance to the flag.</w:t>
@@ -4252,7 +4892,11 @@
     </w:p>
     <w:p>
       <w:pPr>
-        <w:pStyle w:val="ListNumber"/>
+        <w:spacing w:after="20"/>
+        <w:numPr>
+          <w:ilvl w:val="0"/>
+          <w:numId w:val="62"/>
+        </w:numPr>
       </w:pPr>
       <w:r>
         <w:t>Everyone gives the Cub Scout sign and recites the Scout Oath together.</w:t>
@@ -4260,7 +4904,11 @@
     </w:p>
     <w:p>
       <w:pPr>
-        <w:pStyle w:val="ListNumber"/>
+        <w:spacing w:after="20"/>
+        <w:numPr>
+          <w:ilvl w:val="0"/>
+          <w:numId w:val="62"/>
+        </w:numPr>
       </w:pPr>
       <w:r>
         <w:t>Recite the Scout Law together. Younger dens may say it line-by-line after the Den Chief.</w:t>
@@ -4279,7 +4927,11 @@
     </w:p>
     <w:p>
       <w:pPr>
-        <w:pStyle w:val="ListNumber"/>
+        <w:spacing w:after="20"/>
+        <w:numPr>
+          <w:ilvl w:val="0"/>
+          <w:numId w:val="63"/>
+        </w:numPr>
       </w:pPr>
       <w:r>
         <w:t>Choose one act: thank-you notes, welcome cards for new Scouts, care notes for a shut-in, or cleanup for the meeting place.</w:t>
@@ -4287,7 +4939,11 @@
     </w:p>
     <w:p>
       <w:pPr>
-        <w:pStyle w:val="ListNumber"/>
+        <w:spacing w:after="20"/>
+        <w:numPr>
+          <w:ilvl w:val="0"/>
+          <w:numId w:val="63"/>
+        </w:numPr>
       </w:pPr>
       <w:r>
         <w:t>Scouts do the project during the meeting and sign their first names only.</w:t>
@@ -4295,7 +4951,11 @@
     </w:p>
     <w:p>
       <w:pPr>
-        <w:pStyle w:val="ListNumber"/>
+        <w:spacing w:after="20"/>
+        <w:numPr>
+          <w:ilvl w:val="0"/>
+          <w:numId w:val="63"/>
+        </w:numPr>
       </w:pPr>
       <w:r>
         <w:t>Discuss how kindness connects to being Reverent, Kind, and Helpful.</w:t>
@@ -4326,7 +4986,11 @@
     </w:p>
     <w:p>
       <w:pPr>
-        <w:pStyle w:val="ListNumber"/>
+        <w:spacing w:after="20"/>
+        <w:numPr>
+          <w:ilvl w:val="0"/>
+          <w:numId w:val="64"/>
+        </w:numPr>
       </w:pPr>
       <w:r>
         <w:t>Explain that families believe and celebrate in different ways.</w:t>
@@ -4334,7 +4998,11 @@
     </w:p>
     <w:p>
       <w:pPr>
-        <w:pStyle w:val="ListNumber"/>
+        <w:spacing w:after="20"/>
+        <w:numPr>
+          <w:ilvl w:val="0"/>
+          <w:numId w:val="64"/>
+        </w:numPr>
       </w:pPr>
       <w:r>
         <w:t>Practice sentence starters: 'In my family...' and 'One thing I respect is...'.</w:t>
@@ -4342,7 +5010,11 @@
     </w:p>
     <w:p>
       <w:pPr>
-        <w:pStyle w:val="ListNumber"/>
+        <w:spacing w:after="20"/>
+        <w:numPr>
+          <w:ilvl w:val="0"/>
+          <w:numId w:val="64"/>
+        </w:numPr>
       </w:pPr>
       <w:r>
         <w:t>Invite Scouts to bring or describe their home craft next time if their family wants to share.</w:t>
@@ -4361,7 +5033,11 @@
     </w:p>
     <w:p>
       <w:pPr>
-        <w:pStyle w:val="ListNumber"/>
+        <w:spacing w:after="20"/>
+        <w:numPr>
+          <w:ilvl w:val="0"/>
+          <w:numId w:val="65"/>
+        </w:numPr>
       </w:pPr>
       <w:r>
         <w:t>Form a circle. Everyone puts their left hand toward the center, little fingers linked to the next Scout.</w:t>
@@ -4369,7 +5045,11 @@
     </w:p>
     <w:p>
       <w:pPr>
-        <w:pStyle w:val="ListNumber"/>
+        <w:spacing w:after="20"/>
+        <w:numPr>
+          <w:ilvl w:val="0"/>
+          <w:numId w:val="65"/>
+        </w:numPr>
       </w:pPr>
       <w:r>
         <w:t>Den Chief shares a 1-sentence thought tied to tonight (e.g., 'Tonight we practiced being Helpful.').</w:t>
@@ -4377,7 +5057,11 @@
     </w:p>
     <w:p>
       <w:pPr>
-        <w:pStyle w:val="ListNumber"/>
+        <w:spacing w:after="20"/>
+        <w:numPr>
+          <w:ilvl w:val="0"/>
+          <w:numId w:val="65"/>
+        </w:numPr>
       </w:pPr>
       <w:r>
         <w:t>On the Den Chief's signal, everyone raises the circle and gives a quiet 'Do Your Best!' Dismiss.</w:t>
@@ -4491,7 +5175,11 @@
     </w:p>
     <w:p>
       <w:pPr>
-        <w:pStyle w:val="ListNumber"/>
+        <w:spacing w:after="20"/>
+        <w:numPr>
+          <w:ilvl w:val="0"/>
+          <w:numId w:val="66"/>
+        </w:numPr>
       </w:pPr>
       <w:r>
         <w:t>Scouts who brought art or notes place them on a table.</w:t>
@@ -4499,7 +5187,11 @@
     </w:p>
     <w:p>
       <w:pPr>
-        <w:pStyle w:val="ListNumber"/>
+        <w:spacing w:after="20"/>
+        <w:numPr>
+          <w:ilvl w:val="0"/>
+          <w:numId w:val="66"/>
+        </w:numPr>
       </w:pPr>
       <w:r>
         <w:t>Everyone walks silently and leaves a sticky-note compliment if appropriate.</w:t>
@@ -4507,7 +5199,11 @@
     </w:p>
     <w:p>
       <w:pPr>
-        <w:pStyle w:val="ListNumber"/>
+        <w:spacing w:after="20"/>
+        <w:numPr>
+          <w:ilvl w:val="0"/>
+          <w:numId w:val="66"/>
+        </w:numPr>
       </w:pPr>
       <w:r>
         <w:t>No one has to share faith details they want private.</w:t>
@@ -4526,7 +5222,11 @@
     </w:p>
     <w:p>
       <w:pPr>
-        <w:pStyle w:val="ListNumber"/>
+        <w:spacing w:after="20"/>
+        <w:numPr>
+          <w:ilvl w:val="0"/>
+          <w:numId w:val="67"/>
+        </w:numPr>
       </w:pPr>
       <w:r>
         <w:t>Form up in a horseshoe or circle. Ask a Scout to lead the Pledge of Allegiance to the flag.</w:t>
@@ -4534,7 +5234,11 @@
     </w:p>
     <w:p>
       <w:pPr>
-        <w:pStyle w:val="ListNumber"/>
+        <w:spacing w:after="20"/>
+        <w:numPr>
+          <w:ilvl w:val="0"/>
+          <w:numId w:val="67"/>
+        </w:numPr>
       </w:pPr>
       <w:r>
         <w:t>Everyone gives the Cub Scout sign and recites the Scout Oath together.</w:t>
@@ -4542,7 +5246,11 @@
     </w:p>
     <w:p>
       <w:pPr>
-        <w:pStyle w:val="ListNumber"/>
+        <w:spacing w:after="20"/>
+        <w:numPr>
+          <w:ilvl w:val="0"/>
+          <w:numId w:val="67"/>
+        </w:numPr>
       </w:pPr>
       <w:r>
         <w:t>Recite the Scout Law together. Younger dens may say it line-by-line after the Den Chief.</w:t>
@@ -4561,7 +5269,11 @@
     </w:p>
     <w:p>
       <w:pPr>
-        <w:pStyle w:val="ListNumber"/>
+        <w:spacing w:after="20"/>
+        <w:numPr>
+          <w:ilvl w:val="0"/>
+          <w:numId w:val="68"/>
+        </w:numPr>
       </w:pPr>
       <w:r>
         <w:t>Invite Scouts to share a holiday, celebration, craft, art, or food story from home.</w:t>
@@ -4569,7 +5281,11 @@
     </w:p>
     <w:p>
       <w:pPr>
-        <w:pStyle w:val="ListNumber"/>
+        <w:spacing w:after="20"/>
+        <w:numPr>
+          <w:ilvl w:val="0"/>
+          <w:numId w:val="68"/>
+        </w:numPr>
       </w:pPr>
       <w:r>
         <w:t>Ask respectful questions focused on common values: family, service, gratitude, reverence.</w:t>
@@ -4577,7 +5293,11 @@
     </w:p>
     <w:p>
       <w:pPr>
-        <w:pStyle w:val="ListNumber"/>
+        <w:spacing w:after="20"/>
+        <w:numPr>
+          <w:ilvl w:val="0"/>
+          <w:numId w:val="68"/>
+        </w:numPr>
       </w:pPr>
       <w:r>
         <w:t>Name two similarities people noticed across traditions.</w:t>
@@ -4608,7 +5328,11 @@
     </w:p>
     <w:p>
       <w:pPr>
-        <w:pStyle w:val="ListNumber"/>
+        <w:spacing w:after="20"/>
+        <w:numPr>
+          <w:ilvl w:val="0"/>
+          <w:numId w:val="69"/>
+        </w:numPr>
       </w:pPr>
       <w:r>
         <w:t>Privately check which families still need service/gathering or different-faith conversation tasks.</w:t>
@@ -4616,7 +5340,11 @@
     </w:p>
     <w:p>
       <w:pPr>
-        <w:pStyle w:val="ListNumber"/>
+        <w:spacing w:after="20"/>
+        <w:numPr>
+          <w:ilvl w:val="0"/>
+          <w:numId w:val="69"/>
+        </w:numPr>
       </w:pPr>
       <w:r>
         <w:t>Give a simple make-up plan for anything incomplete.</w:t>
@@ -4624,7 +5352,11 @@
     </w:p>
     <w:p>
       <w:pPr>
-        <w:pStyle w:val="ListNumber"/>
+        <w:spacing w:after="20"/>
+        <w:numPr>
+          <w:ilvl w:val="0"/>
+          <w:numId w:val="69"/>
+        </w:numPr>
       </w:pPr>
       <w:r>
         <w:t>Close with each Scout naming one kind act they can keep doing.</w:t>
@@ -4655,7 +5387,11 @@
     </w:p>
     <w:p>
       <w:pPr>
-        <w:pStyle w:val="ListNumber"/>
+        <w:spacing w:after="20"/>
+        <w:numPr>
+          <w:ilvl w:val="0"/>
+          <w:numId w:val="70"/>
+        </w:numPr>
       </w:pPr>
       <w:r>
         <w:t>Form a circle. Everyone puts their left hand toward the center, little fingers linked to the next Scout.</w:t>
@@ -4663,7 +5399,11 @@
     </w:p>
     <w:p>
       <w:pPr>
-        <w:pStyle w:val="ListNumber"/>
+        <w:spacing w:after="20"/>
+        <w:numPr>
+          <w:ilvl w:val="0"/>
+          <w:numId w:val="70"/>
+        </w:numPr>
       </w:pPr>
       <w:r>
         <w:t>Den Chief shares a 1-sentence thought tied to tonight (e.g., 'Tonight we practiced being Helpful.').</w:t>
@@ -4671,7 +5411,11 @@
     </w:p>
     <w:p>
       <w:pPr>
-        <w:pStyle w:val="ListNumber"/>
+        <w:spacing w:after="20"/>
+        <w:numPr>
+          <w:ilvl w:val="0"/>
+          <w:numId w:val="70"/>
+        </w:numPr>
       </w:pPr>
       <w:r>
         <w:t>On the Den Chief's signal, everyone raises the circle and gives a quiet 'Do Your Best!' Dismiss.</w:t>
@@ -4936,7 +5680,11 @@
     </w:p>
     <w:p>
       <w:pPr>
-        <w:pStyle w:val="ListNumber"/>
+        <w:spacing w:after="20"/>
+        <w:numPr>
+          <w:ilvl w:val="0"/>
+          <w:numId w:val="71"/>
+        </w:numPr>
       </w:pPr>
       <w:r>
         <w:t>Lay out tools or pictures with name cards.</w:t>
@@ -4944,7 +5692,11 @@
     </w:p>
     <w:p>
       <w:pPr>
-        <w:pStyle w:val="ListNumber"/>
+        <w:spacing w:after="20"/>
+        <w:numPr>
+          <w:ilvl w:val="0"/>
+          <w:numId w:val="71"/>
+        </w:numPr>
       </w:pPr>
       <w:r>
         <w:t>Scouts match each tool to its name and safe-use rule.</w:t>
@@ -4952,7 +5704,11 @@
     </w:p>
     <w:p>
       <w:pPr>
-        <w:pStyle w:val="ListNumber"/>
+        <w:spacing w:after="20"/>
+        <w:numPr>
+          <w:ilvl w:val="0"/>
+          <w:numId w:val="71"/>
+        </w:numPr>
       </w:pPr>
       <w:r>
         <w:t>Review: carry tools pointed down, use only with permission, wear safety gear.</w:t>
@@ -4971,7 +5727,11 @@
     </w:p>
     <w:p>
       <w:pPr>
-        <w:pStyle w:val="ListNumber"/>
+        <w:spacing w:after="20"/>
+        <w:numPr>
+          <w:ilvl w:val="0"/>
+          <w:numId w:val="72"/>
+        </w:numPr>
       </w:pPr>
       <w:r>
         <w:t>Form up in a horseshoe or circle. Ask a Scout to lead the Pledge of Allegiance to the flag.</w:t>
@@ -4979,7 +5739,11 @@
     </w:p>
     <w:p>
       <w:pPr>
-        <w:pStyle w:val="ListNumber"/>
+        <w:spacing w:after="20"/>
+        <w:numPr>
+          <w:ilvl w:val="0"/>
+          <w:numId w:val="72"/>
+        </w:numPr>
       </w:pPr>
       <w:r>
         <w:t>Everyone gives the Cub Scout sign and recites the Scout Oath together.</w:t>
@@ -4987,7 +5751,11 @@
     </w:p>
     <w:p>
       <w:pPr>
-        <w:pStyle w:val="ListNumber"/>
+        <w:spacing w:after="20"/>
+        <w:numPr>
+          <w:ilvl w:val="0"/>
+          <w:numId w:val="72"/>
+        </w:numPr>
       </w:pPr>
       <w:r>
         <w:t>Recite the Scout Law together. Younger dens may say it line-by-line after the Den Chief.</w:t>
@@ -5006,7 +5774,11 @@
     </w:p>
     <w:p>
       <w:pPr>
-        <w:pStyle w:val="ListNumber"/>
+        <w:spacing w:after="20"/>
+        <w:numPr>
+          <w:ilvl w:val="0"/>
+          <w:numId w:val="73"/>
+        </w:numPr>
       </w:pPr>
       <w:r>
         <w:t>Station 1: measure and mark a straight line.</w:t>
@@ -5014,7 +5786,11 @@
     </w:p>
     <w:p>
       <w:pPr>
-        <w:pStyle w:val="ListNumber"/>
+        <w:spacing w:after="20"/>
+        <w:numPr>
+          <w:ilvl w:val="0"/>
+          <w:numId w:val="73"/>
+        </w:numPr>
       </w:pPr>
       <w:r>
         <w:t>Station 2: sand an edge smooth.</w:t>
@@ -5022,7 +5798,11 @@
     </w:p>
     <w:p>
       <w:pPr>
-        <w:pStyle w:val="ListNumber"/>
+        <w:spacing w:after="20"/>
+        <w:numPr>
+          <w:ilvl w:val="0"/>
+          <w:numId w:val="73"/>
+        </w:numPr>
       </w:pPr>
       <w:r>
         <w:t>Station 3: drive a screw by hand or with a supervised driver.</w:t>
@@ -5030,7 +5810,11 @@
     </w:p>
     <w:p>
       <w:pPr>
-        <w:pStyle w:val="ListNumber"/>
+        <w:spacing w:after="20"/>
+        <w:numPr>
+          <w:ilvl w:val="0"/>
+          <w:numId w:val="73"/>
+        </w:numPr>
       </w:pPr>
       <w:r>
         <w:t>Station 4: hammer nails into scrap wood with close adult supervision.</w:t>
@@ -5061,7 +5845,11 @@
     </w:p>
     <w:p>
       <w:pPr>
-        <w:pStyle w:val="ListNumber"/>
+        <w:spacing w:after="20"/>
+        <w:numPr>
+          <w:ilvl w:val="0"/>
+          <w:numId w:val="74"/>
+        </w:numPr>
       </w:pPr>
       <w:r>
         <w:t>Offer 2-3 simple projects: toolbox, birdhouse kit, bookend, game board, or pencil holder.</w:t>
@@ -5069,7 +5857,11 @@
     </w:p>
     <w:p>
       <w:pPr>
-        <w:pStyle w:val="ListNumber"/>
+        <w:spacing w:after="20"/>
+        <w:numPr>
+          <w:ilvl w:val="0"/>
+          <w:numId w:val="74"/>
+        </w:numPr>
       </w:pPr>
       <w:r>
         <w:t>Scouts choose one den project or small individual project.</w:t>
@@ -5077,7 +5869,11 @@
     </w:p>
     <w:p>
       <w:pPr>
-        <w:pStyle w:val="ListNumber"/>
+        <w:spacing w:after="20"/>
+        <w:numPr>
+          <w:ilvl w:val="0"/>
+          <w:numId w:val="74"/>
+        </w:numPr>
       </w:pPr>
       <w:r>
         <w:t>List tools, wood/kit parts, fasteners, and safety gear needed for s2.</w:t>
@@ -5108,7 +5904,11 @@
     </w:p>
     <w:p>
       <w:pPr>
-        <w:pStyle w:val="ListNumber"/>
+        <w:spacing w:after="20"/>
+        <w:numPr>
+          <w:ilvl w:val="0"/>
+          <w:numId w:val="75"/>
+        </w:numPr>
       </w:pPr>
       <w:r>
         <w:t>Form a circle. Everyone puts their left hand toward the center, little fingers linked to the next Scout.</w:t>
@@ -5116,7 +5916,11 @@
     </w:p>
     <w:p>
       <w:pPr>
-        <w:pStyle w:val="ListNumber"/>
+        <w:spacing w:after="20"/>
+        <w:numPr>
+          <w:ilvl w:val="0"/>
+          <w:numId w:val="75"/>
+        </w:numPr>
       </w:pPr>
       <w:r>
         <w:t>Den Chief shares a 1-sentence thought tied to tonight (e.g., 'Tonight we practiced being Helpful.').</w:t>
@@ -5124,7 +5928,11 @@
     </w:p>
     <w:p>
       <w:pPr>
-        <w:pStyle w:val="ListNumber"/>
+        <w:spacing w:after="20"/>
+        <w:numPr>
+          <w:ilvl w:val="0"/>
+          <w:numId w:val="75"/>
+        </w:numPr>
       </w:pPr>
       <w:r>
         <w:t>On the Den Chief's signal, everyone raises the circle and gives a quiet 'Do Your Best!' Dismiss.</w:t>
@@ -5246,7 +6054,11 @@
     </w:p>
     <w:p>
       <w:pPr>
-        <w:pStyle w:val="ListNumber"/>
+        <w:spacing w:after="20"/>
+        <w:numPr>
+          <w:ilvl w:val="0"/>
+          <w:numId w:val="76"/>
+        </w:numPr>
       </w:pPr>
       <w:r>
         <w:t>Scouts put on safety glasses as they arrive.</w:t>
@@ -5254,7 +6066,11 @@
     </w:p>
     <w:p>
       <w:pPr>
-        <w:pStyle w:val="ListNumber"/>
+        <w:spacing w:after="20"/>
+        <w:numPr>
+          <w:ilvl w:val="0"/>
+          <w:numId w:val="76"/>
+        </w:numPr>
       </w:pPr>
       <w:r>
         <w:t>Den Chief checks closed-toe shoes and tied laces.</w:t>
@@ -5262,7 +6078,11 @@
     </w:p>
     <w:p>
       <w:pPr>
-        <w:pStyle w:val="ListNumber"/>
+        <w:spacing w:after="20"/>
+        <w:numPr>
+          <w:ilvl w:val="0"/>
+          <w:numId w:val="76"/>
+        </w:numPr>
       </w:pPr>
       <w:r>
         <w:t>Review the tool stop signal before anyone touches tools.</w:t>
@@ -5281,7 +6101,11 @@
     </w:p>
     <w:p>
       <w:pPr>
-        <w:pStyle w:val="ListNumber"/>
+        <w:spacing w:after="20"/>
+        <w:numPr>
+          <w:ilvl w:val="0"/>
+          <w:numId w:val="77"/>
+        </w:numPr>
       </w:pPr>
       <w:r>
         <w:t>Form up in a horseshoe or circle. Ask a Scout to lead the Pledge of Allegiance to the flag.</w:t>
@@ -5289,7 +6113,11 @@
     </w:p>
     <w:p>
       <w:pPr>
-        <w:pStyle w:val="ListNumber"/>
+        <w:spacing w:after="20"/>
+        <w:numPr>
+          <w:ilvl w:val="0"/>
+          <w:numId w:val="77"/>
+        </w:numPr>
       </w:pPr>
       <w:r>
         <w:t>Everyone gives the Cub Scout sign and recites the Scout Oath together.</w:t>
@@ -5297,7 +6125,11 @@
     </w:p>
     <w:p>
       <w:pPr>
-        <w:pStyle w:val="ListNumber"/>
+        <w:spacing w:after="20"/>
+        <w:numPr>
+          <w:ilvl w:val="0"/>
+          <w:numId w:val="77"/>
+        </w:numPr>
       </w:pPr>
       <w:r>
         <w:t>Recite the Scout Law together. Younger dens may say it line-by-line after the Den Chief.</w:t>
@@ -5316,7 +6148,11 @@
     </w:p>
     <w:p>
       <w:pPr>
-        <w:pStyle w:val="ListNumber"/>
+        <w:spacing w:after="20"/>
+        <w:numPr>
+          <w:ilvl w:val="0"/>
+          <w:numId w:val="78"/>
+        </w:numPr>
       </w:pPr>
       <w:r>
         <w:t>Set up parts in order and review the plan before starting.</w:t>
@@ -5324,7 +6160,11 @@
     </w:p>
     <w:p>
       <w:pPr>
-        <w:pStyle w:val="ListNumber"/>
+        <w:spacing w:after="20"/>
+        <w:numPr>
+          <w:ilvl w:val="0"/>
+          <w:numId w:val="78"/>
+        </w:numPr>
       </w:pPr>
       <w:r>
         <w:t>Scouts measure, sand, fasten, and assemble with adult spotters at tool stations.</w:t>
@@ -5332,7 +6172,11 @@
     </w:p>
     <w:p>
       <w:pPr>
-        <w:pStyle w:val="ListNumber"/>
+        <w:spacing w:after="20"/>
+        <w:numPr>
+          <w:ilvl w:val="0"/>
+          <w:numId w:val="78"/>
+        </w:numPr>
       </w:pPr>
       <w:r>
         <w:t>Add name, simple decoration, or finish if time allows.</w:t>
@@ -5363,7 +6207,11 @@
     </w:p>
     <w:p>
       <w:pPr>
-        <w:pStyle w:val="ListNumber"/>
+        <w:spacing w:after="20"/>
+        <w:numPr>
+          <w:ilvl w:val="0"/>
+          <w:numId w:val="79"/>
+        </w:numPr>
       </w:pPr>
       <w:r>
         <w:t>Collect tools first, then sweep scraps and wipe tables.</w:t>
@@ -5371,7 +6219,11 @@
     </w:p>
     <w:p>
       <w:pPr>
-        <w:pStyle w:val="ListNumber"/>
+        <w:spacing w:after="20"/>
+        <w:numPr>
+          <w:ilvl w:val="0"/>
+          <w:numId w:val="79"/>
+        </w:numPr>
       </w:pPr>
       <w:r>
         <w:t>Each Scout shows the project and names one tool used safely.</w:t>
@@ -5379,7 +6231,11 @@
     </w:p>
     <w:p>
       <w:pPr>
-        <w:pStyle w:val="ListNumber"/>
+        <w:spacing w:after="20"/>
+        <w:numPr>
+          <w:ilvl w:val="0"/>
+          <w:numId w:val="79"/>
+        </w:numPr>
       </w:pPr>
       <w:r>
         <w:t>Leader checks the required-adventure list and notes any last family follow-up before Apr 29.</w:t>
@@ -5410,7 +6266,11 @@
     </w:p>
     <w:p>
       <w:pPr>
-        <w:pStyle w:val="ListNumber"/>
+        <w:spacing w:after="20"/>
+        <w:numPr>
+          <w:ilvl w:val="0"/>
+          <w:numId w:val="80"/>
+        </w:numPr>
       </w:pPr>
       <w:r>
         <w:t>Form a circle. Everyone puts their left hand toward the center, little fingers linked to the next Scout.</w:t>
@@ -5418,7 +6278,11 @@
     </w:p>
     <w:p>
       <w:pPr>
-        <w:pStyle w:val="ListNumber"/>
+        <w:spacing w:after="20"/>
+        <w:numPr>
+          <w:ilvl w:val="0"/>
+          <w:numId w:val="80"/>
+        </w:numPr>
       </w:pPr>
       <w:r>
         <w:t>Den Chief shares a 1-sentence thought tied to tonight (e.g., 'Tonight we practiced being Helpful.').</w:t>
@@ -5426,7 +6290,11 @@
     </w:p>
     <w:p>
       <w:pPr>
-        <w:pStyle w:val="ListNumber"/>
+        <w:spacing w:after="20"/>
+        <w:numPr>
+          <w:ilvl w:val="0"/>
+          <w:numId w:val="80"/>
+        </w:numPr>
       </w:pPr>
       <w:r>
         <w:t>On the Den Chief's signal, everyone raises the circle and gives a quiet 'Do Your Best!' Dismiss.</w:t>
@@ -5660,6 +6528,18 @@
       <w:rPr>
         <w:rFonts w:ascii="Symbol" w:hAnsi="Symbol" w:hint="default"/>
       </w:rPr>
+    </w:lvl>
+  </w:abstractNum>
+  <w:abstractNum w:abstractNumId="9">
+    <w:multiLevelType w:val="singleLevel"/>
+    <w:lvl w:ilvl="0">
+      <w:start w:val="1"/>
+      <w:numFmt w:val="decimal"/>
+      <w:lvlText w:val="%1."/>
+      <w:lvlJc w:val="left"/>
+      <w:pPr>
+        <w:ind w:left="720" w:hanging="360"/>
+      </w:pPr>
     </w:lvl>
   </w:abstractNum>
   <w:num w:numId="1">
@@ -5688,6 +6568,432 @@
   </w:num>
   <w:num w:numId="9">
     <w:abstractNumId w:val="0"/>
+  </w:num>
+  <w:num w:numId="10">
+    <w:abstractNumId w:val="9"/>
+    <w:lvlOverride w:ilvl="0">
+      <w:startOverride w:val="1"/>
+    </w:lvlOverride>
+  </w:num>
+  <w:num w:numId="11">
+    <w:abstractNumId w:val="9"/>
+    <w:lvlOverride w:ilvl="0">
+      <w:startOverride w:val="1"/>
+    </w:lvlOverride>
+  </w:num>
+  <w:num w:numId="12">
+    <w:abstractNumId w:val="9"/>
+    <w:lvlOverride w:ilvl="0">
+      <w:startOverride w:val="1"/>
+    </w:lvlOverride>
+  </w:num>
+  <w:num w:numId="13">
+    <w:abstractNumId w:val="9"/>
+    <w:lvlOverride w:ilvl="0">
+      <w:startOverride w:val="1"/>
+    </w:lvlOverride>
+  </w:num>
+  <w:num w:numId="14">
+    <w:abstractNumId w:val="9"/>
+    <w:lvlOverride w:ilvl="0">
+      <w:startOverride w:val="1"/>
+    </w:lvlOverride>
+  </w:num>
+  <w:num w:numId="15">
+    <w:abstractNumId w:val="9"/>
+    <w:lvlOverride w:ilvl="0">
+      <w:startOverride w:val="1"/>
+    </w:lvlOverride>
+  </w:num>
+  <w:num w:numId="16">
+    <w:abstractNumId w:val="9"/>
+    <w:lvlOverride w:ilvl="0">
+      <w:startOverride w:val="1"/>
+    </w:lvlOverride>
+  </w:num>
+  <w:num w:numId="17">
+    <w:abstractNumId w:val="9"/>
+    <w:lvlOverride w:ilvl="0">
+      <w:startOverride w:val="1"/>
+    </w:lvlOverride>
+  </w:num>
+  <w:num w:numId="18">
+    <w:abstractNumId w:val="9"/>
+    <w:lvlOverride w:ilvl="0">
+      <w:startOverride w:val="1"/>
+    </w:lvlOverride>
+  </w:num>
+  <w:num w:numId="19">
+    <w:abstractNumId w:val="9"/>
+    <w:lvlOverride w:ilvl="0">
+      <w:startOverride w:val="1"/>
+    </w:lvlOverride>
+  </w:num>
+  <w:num w:numId="20">
+    <w:abstractNumId w:val="9"/>
+    <w:lvlOverride w:ilvl="0">
+      <w:startOverride w:val="1"/>
+    </w:lvlOverride>
+  </w:num>
+  <w:num w:numId="21">
+    <w:abstractNumId w:val="9"/>
+    <w:lvlOverride w:ilvl="0">
+      <w:startOverride w:val="1"/>
+    </w:lvlOverride>
+  </w:num>
+  <w:num w:numId="22">
+    <w:abstractNumId w:val="9"/>
+    <w:lvlOverride w:ilvl="0">
+      <w:startOverride w:val="1"/>
+    </w:lvlOverride>
+  </w:num>
+  <w:num w:numId="23">
+    <w:abstractNumId w:val="9"/>
+    <w:lvlOverride w:ilvl="0">
+      <w:startOverride w:val="1"/>
+    </w:lvlOverride>
+  </w:num>
+  <w:num w:numId="24">
+    <w:abstractNumId w:val="9"/>
+    <w:lvlOverride w:ilvl="0">
+      <w:startOverride w:val="1"/>
+    </w:lvlOverride>
+  </w:num>
+  <w:num w:numId="25">
+    <w:abstractNumId w:val="9"/>
+    <w:lvlOverride w:ilvl="0">
+      <w:startOverride w:val="1"/>
+    </w:lvlOverride>
+  </w:num>
+  <w:num w:numId="26">
+    <w:abstractNumId w:val="9"/>
+    <w:lvlOverride w:ilvl="0">
+      <w:startOverride w:val="1"/>
+    </w:lvlOverride>
+  </w:num>
+  <w:num w:numId="27">
+    <w:abstractNumId w:val="9"/>
+    <w:lvlOverride w:ilvl="0">
+      <w:startOverride w:val="1"/>
+    </w:lvlOverride>
+  </w:num>
+  <w:num w:numId="28">
+    <w:abstractNumId w:val="9"/>
+    <w:lvlOverride w:ilvl="0">
+      <w:startOverride w:val="1"/>
+    </w:lvlOverride>
+  </w:num>
+  <w:num w:numId="29">
+    <w:abstractNumId w:val="9"/>
+    <w:lvlOverride w:ilvl="0">
+      <w:startOverride w:val="1"/>
+    </w:lvlOverride>
+  </w:num>
+  <w:num w:numId="30">
+    <w:abstractNumId w:val="9"/>
+    <w:lvlOverride w:ilvl="0">
+      <w:startOverride w:val="1"/>
+    </w:lvlOverride>
+  </w:num>
+  <w:num w:numId="31">
+    <w:abstractNumId w:val="9"/>
+    <w:lvlOverride w:ilvl="0">
+      <w:startOverride w:val="1"/>
+    </w:lvlOverride>
+  </w:num>
+  <w:num w:numId="32">
+    <w:abstractNumId w:val="9"/>
+    <w:lvlOverride w:ilvl="0">
+      <w:startOverride w:val="1"/>
+    </w:lvlOverride>
+  </w:num>
+  <w:num w:numId="33">
+    <w:abstractNumId w:val="9"/>
+    <w:lvlOverride w:ilvl="0">
+      <w:startOverride w:val="1"/>
+    </w:lvlOverride>
+  </w:num>
+  <w:num w:numId="34">
+    <w:abstractNumId w:val="9"/>
+    <w:lvlOverride w:ilvl="0">
+      <w:startOverride w:val="1"/>
+    </w:lvlOverride>
+  </w:num>
+  <w:num w:numId="35">
+    <w:abstractNumId w:val="9"/>
+    <w:lvlOverride w:ilvl="0">
+      <w:startOverride w:val="1"/>
+    </w:lvlOverride>
+  </w:num>
+  <w:num w:numId="36">
+    <w:abstractNumId w:val="9"/>
+    <w:lvlOverride w:ilvl="0">
+      <w:startOverride w:val="1"/>
+    </w:lvlOverride>
+  </w:num>
+  <w:num w:numId="37">
+    <w:abstractNumId w:val="9"/>
+    <w:lvlOverride w:ilvl="0">
+      <w:startOverride w:val="1"/>
+    </w:lvlOverride>
+  </w:num>
+  <w:num w:numId="38">
+    <w:abstractNumId w:val="9"/>
+    <w:lvlOverride w:ilvl="0">
+      <w:startOverride w:val="1"/>
+    </w:lvlOverride>
+  </w:num>
+  <w:num w:numId="39">
+    <w:abstractNumId w:val="9"/>
+    <w:lvlOverride w:ilvl="0">
+      <w:startOverride w:val="1"/>
+    </w:lvlOverride>
+  </w:num>
+  <w:num w:numId="40">
+    <w:abstractNumId w:val="9"/>
+    <w:lvlOverride w:ilvl="0">
+      <w:startOverride w:val="1"/>
+    </w:lvlOverride>
+  </w:num>
+  <w:num w:numId="41">
+    <w:abstractNumId w:val="9"/>
+    <w:lvlOverride w:ilvl="0">
+      <w:startOverride w:val="1"/>
+    </w:lvlOverride>
+  </w:num>
+  <w:num w:numId="42">
+    <w:abstractNumId w:val="9"/>
+    <w:lvlOverride w:ilvl="0">
+      <w:startOverride w:val="1"/>
+    </w:lvlOverride>
+  </w:num>
+  <w:num w:numId="43">
+    <w:abstractNumId w:val="9"/>
+    <w:lvlOverride w:ilvl="0">
+      <w:startOverride w:val="1"/>
+    </w:lvlOverride>
+  </w:num>
+  <w:num w:numId="44">
+    <w:abstractNumId w:val="9"/>
+    <w:lvlOverride w:ilvl="0">
+      <w:startOverride w:val="1"/>
+    </w:lvlOverride>
+  </w:num>
+  <w:num w:numId="45">
+    <w:abstractNumId w:val="9"/>
+    <w:lvlOverride w:ilvl="0">
+      <w:startOverride w:val="1"/>
+    </w:lvlOverride>
+  </w:num>
+  <w:num w:numId="46">
+    <w:abstractNumId w:val="9"/>
+    <w:lvlOverride w:ilvl="0">
+      <w:startOverride w:val="1"/>
+    </w:lvlOverride>
+  </w:num>
+  <w:num w:numId="47">
+    <w:abstractNumId w:val="9"/>
+    <w:lvlOverride w:ilvl="0">
+      <w:startOverride w:val="1"/>
+    </w:lvlOverride>
+  </w:num>
+  <w:num w:numId="48">
+    <w:abstractNumId w:val="9"/>
+    <w:lvlOverride w:ilvl="0">
+      <w:startOverride w:val="1"/>
+    </w:lvlOverride>
+  </w:num>
+  <w:num w:numId="49">
+    <w:abstractNumId w:val="9"/>
+    <w:lvlOverride w:ilvl="0">
+      <w:startOverride w:val="1"/>
+    </w:lvlOverride>
+  </w:num>
+  <w:num w:numId="50">
+    <w:abstractNumId w:val="9"/>
+    <w:lvlOverride w:ilvl="0">
+      <w:startOverride w:val="1"/>
+    </w:lvlOverride>
+  </w:num>
+  <w:num w:numId="51">
+    <w:abstractNumId w:val="9"/>
+    <w:lvlOverride w:ilvl="0">
+      <w:startOverride w:val="1"/>
+    </w:lvlOverride>
+  </w:num>
+  <w:num w:numId="52">
+    <w:abstractNumId w:val="9"/>
+    <w:lvlOverride w:ilvl="0">
+      <w:startOverride w:val="1"/>
+    </w:lvlOverride>
+  </w:num>
+  <w:num w:numId="53">
+    <w:abstractNumId w:val="9"/>
+    <w:lvlOverride w:ilvl="0">
+      <w:startOverride w:val="1"/>
+    </w:lvlOverride>
+  </w:num>
+  <w:num w:numId="54">
+    <w:abstractNumId w:val="9"/>
+    <w:lvlOverride w:ilvl="0">
+      <w:startOverride w:val="1"/>
+    </w:lvlOverride>
+  </w:num>
+  <w:num w:numId="55">
+    <w:abstractNumId w:val="9"/>
+    <w:lvlOverride w:ilvl="0">
+      <w:startOverride w:val="1"/>
+    </w:lvlOverride>
+  </w:num>
+  <w:num w:numId="56">
+    <w:abstractNumId w:val="9"/>
+    <w:lvlOverride w:ilvl="0">
+      <w:startOverride w:val="1"/>
+    </w:lvlOverride>
+  </w:num>
+  <w:num w:numId="57">
+    <w:abstractNumId w:val="9"/>
+    <w:lvlOverride w:ilvl="0">
+      <w:startOverride w:val="1"/>
+    </w:lvlOverride>
+  </w:num>
+  <w:num w:numId="58">
+    <w:abstractNumId w:val="9"/>
+    <w:lvlOverride w:ilvl="0">
+      <w:startOverride w:val="1"/>
+    </w:lvlOverride>
+  </w:num>
+  <w:num w:numId="59">
+    <w:abstractNumId w:val="9"/>
+    <w:lvlOverride w:ilvl="0">
+      <w:startOverride w:val="1"/>
+    </w:lvlOverride>
+  </w:num>
+  <w:num w:numId="60">
+    <w:abstractNumId w:val="9"/>
+    <w:lvlOverride w:ilvl="0">
+      <w:startOverride w:val="1"/>
+    </w:lvlOverride>
+  </w:num>
+  <w:num w:numId="61">
+    <w:abstractNumId w:val="9"/>
+    <w:lvlOverride w:ilvl="0">
+      <w:startOverride w:val="1"/>
+    </w:lvlOverride>
+  </w:num>
+  <w:num w:numId="62">
+    <w:abstractNumId w:val="9"/>
+    <w:lvlOverride w:ilvl="0">
+      <w:startOverride w:val="1"/>
+    </w:lvlOverride>
+  </w:num>
+  <w:num w:numId="63">
+    <w:abstractNumId w:val="9"/>
+    <w:lvlOverride w:ilvl="0">
+      <w:startOverride w:val="1"/>
+    </w:lvlOverride>
+  </w:num>
+  <w:num w:numId="64">
+    <w:abstractNumId w:val="9"/>
+    <w:lvlOverride w:ilvl="0">
+      <w:startOverride w:val="1"/>
+    </w:lvlOverride>
+  </w:num>
+  <w:num w:numId="65">
+    <w:abstractNumId w:val="9"/>
+    <w:lvlOverride w:ilvl="0">
+      <w:startOverride w:val="1"/>
+    </w:lvlOverride>
+  </w:num>
+  <w:num w:numId="66">
+    <w:abstractNumId w:val="9"/>
+    <w:lvlOverride w:ilvl="0">
+      <w:startOverride w:val="1"/>
+    </w:lvlOverride>
+  </w:num>
+  <w:num w:numId="67">
+    <w:abstractNumId w:val="9"/>
+    <w:lvlOverride w:ilvl="0">
+      <w:startOverride w:val="1"/>
+    </w:lvlOverride>
+  </w:num>
+  <w:num w:numId="68">
+    <w:abstractNumId w:val="9"/>
+    <w:lvlOverride w:ilvl="0">
+      <w:startOverride w:val="1"/>
+    </w:lvlOverride>
+  </w:num>
+  <w:num w:numId="69">
+    <w:abstractNumId w:val="9"/>
+    <w:lvlOverride w:ilvl="0">
+      <w:startOverride w:val="1"/>
+    </w:lvlOverride>
+  </w:num>
+  <w:num w:numId="70">
+    <w:abstractNumId w:val="9"/>
+    <w:lvlOverride w:ilvl="0">
+      <w:startOverride w:val="1"/>
+    </w:lvlOverride>
+  </w:num>
+  <w:num w:numId="71">
+    <w:abstractNumId w:val="9"/>
+    <w:lvlOverride w:ilvl="0">
+      <w:startOverride w:val="1"/>
+    </w:lvlOverride>
+  </w:num>
+  <w:num w:numId="72">
+    <w:abstractNumId w:val="9"/>
+    <w:lvlOverride w:ilvl="0">
+      <w:startOverride w:val="1"/>
+    </w:lvlOverride>
+  </w:num>
+  <w:num w:numId="73">
+    <w:abstractNumId w:val="9"/>
+    <w:lvlOverride w:ilvl="0">
+      <w:startOverride w:val="1"/>
+    </w:lvlOverride>
+  </w:num>
+  <w:num w:numId="74">
+    <w:abstractNumId w:val="9"/>
+    <w:lvlOverride w:ilvl="0">
+      <w:startOverride w:val="1"/>
+    </w:lvlOverride>
+  </w:num>
+  <w:num w:numId="75">
+    <w:abstractNumId w:val="9"/>
+    <w:lvlOverride w:ilvl="0">
+      <w:startOverride w:val="1"/>
+    </w:lvlOverride>
+  </w:num>
+  <w:num w:numId="76">
+    <w:abstractNumId w:val="9"/>
+    <w:lvlOverride w:ilvl="0">
+      <w:startOverride w:val="1"/>
+    </w:lvlOverride>
+  </w:num>
+  <w:num w:numId="77">
+    <w:abstractNumId w:val="9"/>
+    <w:lvlOverride w:ilvl="0">
+      <w:startOverride w:val="1"/>
+    </w:lvlOverride>
+  </w:num>
+  <w:num w:numId="78">
+    <w:abstractNumId w:val="9"/>
+    <w:lvlOverride w:ilvl="0">
+      <w:startOverride w:val="1"/>
+    </w:lvlOverride>
+  </w:num>
+  <w:num w:numId="79">
+    <w:abstractNumId w:val="9"/>
+    <w:lvlOverride w:ilvl="0">
+      <w:startOverride w:val="1"/>
+    </w:lvlOverride>
+  </w:num>
+  <w:num w:numId="80">
+    <w:abstractNumId w:val="9"/>
+    <w:lvlOverride w:ilvl="0">
+      <w:startOverride w:val="1"/>
+    </w:lvlOverride>
   </w:num>
 </w:numbering>
 </file>

--- a/downloads/Den Guide - Bear.docx
+++ b/downloads/Den Guide - Bear.docx
@@ -372,6 +372,542 @@
     <w:p>
       <w:r>
         <w:br w:type="page"/>
+      </w:r>
+    </w:p>
+    <w:p>
+      <w:pPr>
+        <w:spacing w:before="280" w:after="80"/>
+      </w:pPr>
+      <w:r>
+        <w:rPr>
+          <w:b/>
+          <w:color w:val="0B6E4F"/>
+          <w:sz w:val="28"/>
+        </w:rPr>
+        <w:t>August 2026: Bobcat Kickoff</w:t>
+      </w:r>
+    </w:p>
+    <w:p>
+      <w:r>
+        <w:rPr>
+          <w:i/>
+        </w:rPr>
+        <w:t>August is a partial startup month: the Welcome Back Party (Aug 13) and New Scout Night (Aug 20) kick off the year, and the first den meeting (Aug 27) starts Bobcat. Meet everyone, set up how the den runs, and get a first taste of the Scout Oath, Law, and sign. Bobcat is finished in September, so Scouts who join in early fall still catch up.</w:t>
+      </w:r>
+    </w:p>
+    <w:tbl>
+      <w:tblPr>
+        <w:tblStyle w:val="LightGrid-Accent1"/>
+        <w:tblW w:type="auto" w:w="0"/>
+        <w:tblLook w:firstColumn="1" w:firstRow="1" w:lastColumn="0" w:lastRow="0" w:noHBand="0" w:noVBand="1" w:val="04A0"/>
+      </w:tblPr>
+      <w:tblGrid>
+        <w:gridCol w:w="3360"/>
+        <w:gridCol w:w="3360"/>
+        <w:gridCol w:w="3360"/>
+      </w:tblGrid>
+      <w:tr>
+        <w:tc>
+          <w:tcPr>
+            <w:tcW w:type="dxa" w:w="3360"/>
+          </w:tcPr>
+          <w:p>
+            <w:r>
+              <w:rPr>
+                <w:sz w:val="17"/>
+              </w:rPr>
+              <w:t>Aligned Den Meeting</w:t>
+              <w:br/>
+              <w:t>Thu Aug 27</w:t>
+            </w:r>
+          </w:p>
+        </w:tc>
+        <w:tc>
+          <w:tcPr>
+            <w:tcW w:type="dxa" w:w="3360"/>
+          </w:tcPr>
+          <w:p>
+            <w:r>
+              <w:rPr>
+                <w:sz w:val="17"/>
+              </w:rPr>
+              <w:t>New Scout Night</w:t>
+              <w:br/>
+              <w:t>Thu Aug 20</w:t>
+            </w:r>
+          </w:p>
+        </w:tc>
+        <w:tc>
+          <w:tcPr>
+            <w:tcW w:type="dxa" w:w="3360"/>
+          </w:tcPr>
+          <w:p>
+            <w:r>
+              <w:rPr>
+                <w:sz w:val="17"/>
+              </w:rPr>
+              <w:t>Pack Meeting</w:t>
+              <w:br/>
+              <w:t>Thu Aug 13</w:t>
+            </w:r>
+          </w:p>
+        </w:tc>
+      </w:tr>
+    </w:tbl>
+    <w:p/>
+    <w:p>
+      <w:r>
+        <w:rPr>
+          <w:b/>
+        </w:rPr>
+        <w:t>Family / at-home requirements this month:</w:t>
+      </w:r>
+    </w:p>
+    <w:p>
+      <w:pPr>
+        <w:pStyle w:val="ListBullet"/>
+      </w:pPr>
+      <w:r>
+        <w:t>Pick up the family welcome packet and the pack calendar at the Aug 13 Welcome Back Party.</w:t>
+      </w:r>
+    </w:p>
+    <w:p>
+      <w:pPr>
+        <w:pStyle w:val="ListBullet"/>
+      </w:pPr>
+      <w:r>
+        <w:t>Bobcat starts now and is completed in September - new families who join at New Scout Night (Aug 20) jump in then.</w:t>
+      </w:r>
+    </w:p>
+    <w:p>
+      <w:pPr>
+        <w:spacing w:before="200" w:after="80"/>
+      </w:pPr>
+      <w:r>
+        <w:rPr>
+          <w:b/>
+          <w:color w:val="0B6E4F"/>
+          <w:sz w:val="25"/>
+        </w:rPr>
+        <w:t>Thu Aug 27  —  Meet Your Den &amp; Start Bobcat</w:t>
+      </w:r>
+    </w:p>
+    <w:p>
+      <w:pPr>
+        <w:spacing w:after="40"/>
+      </w:pPr>
+      <w:r>
+        <w:rPr>
+          <w:b/>
+        </w:rPr>
+        <w:t xml:space="preserve">Focus: </w:t>
+      </w:r>
+      <w:r>
+        <w:t>Get to know your den, set up how meetings run, and get a first look at the Scout Oath, Scout Law, and Cub Scout sign.</w:t>
+      </w:r>
+    </w:p>
+    <w:p>
+      <w:pPr>
+        <w:spacing w:after="40"/>
+      </w:pPr>
+      <w:r>
+        <w:rPr>
+          <w:b/>
+        </w:rPr>
+        <w:t>Requirements completed tonight:</w:t>
+      </w:r>
+    </w:p>
+    <w:p>
+      <w:pPr>
+        <w:pStyle w:val="ListBullet"/>
+      </w:pPr>
+      <w:r>
+        <w:t>Bobcat (start): Get to know the members of your den.</w:t>
+      </w:r>
+    </w:p>
+    <w:p>
+      <w:pPr>
+        <w:pStyle w:val="ListBullet"/>
+      </w:pPr>
+      <w:r>
+        <w:t>Bobcat (start): First look at the Scout Oath, Scout Law, and Cub Scout sign - completed in September.</w:t>
+      </w:r>
+    </w:p>
+    <w:p>
+      <w:pPr>
+        <w:spacing w:after="40"/>
+      </w:pPr>
+      <w:r>
+        <w:rPr>
+          <w:b/>
+        </w:rPr>
+        <w:t>Materials to bring:</w:t>
+      </w:r>
+    </w:p>
+    <w:p>
+      <w:r>
+        <w:t>poster board, markers, tape, printable Scout Oath / Scout Law / Sign cards</w:t>
+      </w:r>
+    </w:p>
+    <w:p>
+      <w:pPr>
+        <w:spacing w:after="20"/>
+      </w:pPr>
+      <w:r>
+        <w:rPr>
+          <w:b/>
+        </w:rPr>
+        <w:t>Gathering — Name Game Mixer</w:t>
+      </w:r>
+    </w:p>
+    <w:p>
+      <w:pPr>
+        <w:spacing w:after="20"/>
+        <w:numPr>
+          <w:ilvl w:val="0"/>
+          <w:numId w:val="11"/>
+        </w:numPr>
+      </w:pPr>
+      <w:r>
+        <w:t>As Scouts arrive, play a quick name game (name + favorite animal, or toss-a-ball name catch).</w:t>
+      </w:r>
+    </w:p>
+    <w:p>
+      <w:pPr>
+        <w:spacing w:after="20"/>
+        <w:numPr>
+          <w:ilvl w:val="0"/>
+          <w:numId w:val="11"/>
+        </w:numPr>
+      </w:pPr>
+      <w:r>
+        <w:t>Den Chief learns and uses every Scout's name right away.</w:t>
+      </w:r>
+    </w:p>
+    <w:p>
+      <w:pPr>
+        <w:spacing w:after="20"/>
+        <w:numPr>
+          <w:ilvl w:val="0"/>
+          <w:numId w:val="11"/>
+        </w:numPr>
+      </w:pPr>
+      <w:r>
+        <w:t>New Scouts and returning Scouts pair up so no one stands alone.</w:t>
+      </w:r>
+    </w:p>
+    <w:p>
+      <w:pPr>
+        <w:spacing w:after="20"/>
+      </w:pPr>
+      <w:r>
+        <w:rPr>
+          <w:b/>
+        </w:rPr>
+        <w:t>Opening — Opening Ceremony</w:t>
+      </w:r>
+    </w:p>
+    <w:p>
+      <w:pPr>
+        <w:spacing w:after="20"/>
+        <w:numPr>
+          <w:ilvl w:val="0"/>
+          <w:numId w:val="12"/>
+        </w:numPr>
+      </w:pPr>
+      <w:r>
+        <w:t>Form up in a horseshoe or circle. Ask a Scout to lead the Pledge of Allegiance to the flag.</w:t>
+      </w:r>
+    </w:p>
+    <w:p>
+      <w:pPr>
+        <w:spacing w:after="20"/>
+        <w:numPr>
+          <w:ilvl w:val="0"/>
+          <w:numId w:val="12"/>
+        </w:numPr>
+      </w:pPr>
+      <w:r>
+        <w:t>Everyone gives the Cub Scout sign and recites the Scout Oath together.</w:t>
+      </w:r>
+    </w:p>
+    <w:p>
+      <w:pPr>
+        <w:spacing w:after="20"/>
+        <w:numPr>
+          <w:ilvl w:val="0"/>
+          <w:numId w:val="12"/>
+        </w:numPr>
+      </w:pPr>
+      <w:r>
+        <w:t>Recite the Scout Law together. Younger dens may say it line-by-line after the Den Chief.</w:t>
+      </w:r>
+    </w:p>
+    <w:p>
+      <w:pPr>
+        <w:spacing w:after="20"/>
+      </w:pPr>
+      <w:r>
+        <w:rPr>
+          <w:b/>
+        </w:rPr>
+        <w:t>Activity — Welcome Circle</w:t>
+      </w:r>
+    </w:p>
+    <w:p>
+      <w:pPr>
+        <w:spacing w:after="20"/>
+        <w:numPr>
+          <w:ilvl w:val="0"/>
+          <w:numId w:val="13"/>
+        </w:numPr>
+      </w:pPr>
+      <w:r>
+        <w:t>Everyone shares their name, grade, and one thing they hope to do in Scouts this year.</w:t>
+      </w:r>
+    </w:p>
+    <w:p>
+      <w:pPr>
+        <w:spacing w:after="20"/>
+        <w:numPr>
+          <w:ilvl w:val="0"/>
+          <w:numId w:val="13"/>
+        </w:numPr>
+      </w:pPr>
+      <w:r>
+        <w:t>Den Chief and leader introduce themselves and how the year works.</w:t>
+      </w:r>
+    </w:p>
+    <w:p>
+      <w:pPr>
+        <w:spacing w:after="20"/>
+        <w:numPr>
+          <w:ilvl w:val="0"/>
+          <w:numId w:val="13"/>
+        </w:numPr>
+      </w:pPr>
+      <w:r>
+        <w:t>Celebrate that this is the start of a fun year together.</w:t>
+      </w:r>
+    </w:p>
+    <w:p>
+      <w:pPr>
+        <w:spacing w:after="20"/>
+      </w:pPr>
+      <w:r>
+        <w:rPr>
+          <w:b/>
+        </w:rPr>
+        <w:t>Activity — Set Up Our Den</w:t>
+      </w:r>
+    </w:p>
+    <w:p>
+      <w:pPr>
+        <w:spacing w:after="20"/>
+        <w:numPr>
+          <w:ilvl w:val="0"/>
+          <w:numId w:val="14"/>
+        </w:numPr>
+      </w:pPr>
+      <w:r>
+        <w:t>Talk about how meetings work: gathering game, opening, activity, closing.</w:t>
+      </w:r>
+    </w:p>
+    <w:p>
+      <w:pPr>
+        <w:spacing w:after="20"/>
+        <w:numPr>
+          <w:ilvl w:val="0"/>
+          <w:numId w:val="14"/>
+        </w:numPr>
+      </w:pPr>
+      <w:r>
+        <w:t>As a den, make a simple Den Code of Conduct (be kind, listen, do your best); everyone adds a handprint or signature.</w:t>
+      </w:r>
+    </w:p>
+    <w:p>
+      <w:pPr>
+        <w:spacing w:after="20"/>
+        <w:numPr>
+          <w:ilvl w:val="0"/>
+          <w:numId w:val="14"/>
+        </w:numPr>
+      </w:pPr>
+      <w:r>
+        <w:t>Pick where the den banner/code will hang each week.</w:t>
+      </w:r>
+    </w:p>
+    <w:p>
+      <w:pPr>
+        <w:spacing w:after="40"/>
+      </w:pPr>
+      <w:r>
+        <w:rPr>
+          <w:i/>
+          <w:sz w:val="18"/>
+        </w:rPr>
+        <w:t>Needs: poster board, markers, tape</w:t>
+      </w:r>
+    </w:p>
+    <w:p>
+      <w:pPr>
+        <w:spacing w:after="20"/>
+      </w:pPr>
+      <w:r>
+        <w:rPr>
+          <w:b/>
+        </w:rPr>
+        <w:t>Activity — First Look: Oath, Law &amp; Sign</w:t>
+      </w:r>
+    </w:p>
+    <w:p>
+      <w:pPr>
+        <w:spacing w:after="20"/>
+        <w:numPr>
+          <w:ilvl w:val="0"/>
+          <w:numId w:val="15"/>
+        </w:numPr>
+      </w:pPr>
+      <w:r>
+        <w:t>Show the Cub Scout sign (two fingers up) and practice it together.</w:t>
+      </w:r>
+    </w:p>
+    <w:p>
+      <w:pPr>
+        <w:spacing w:after="20"/>
+        <w:numPr>
+          <w:ilvl w:val="0"/>
+          <w:numId w:val="15"/>
+        </w:numPr>
+      </w:pPr>
+      <w:r>
+        <w:t>Read the Scout Oath and Scout Law aloud; Scouts repeat a line at a time.</w:t>
+      </w:r>
+    </w:p>
+    <w:p>
+      <w:pPr>
+        <w:spacing w:after="20"/>
+        <w:numPr>
+          <w:ilvl w:val="0"/>
+          <w:numId w:val="15"/>
+        </w:numPr>
+      </w:pPr>
+      <w:r>
+        <w:t>Hand out or display the printable Oath, Law, and Sign cards to take home and practice.</w:t>
+      </w:r>
+    </w:p>
+    <w:p>
+      <w:pPr>
+        <w:spacing w:after="40"/>
+      </w:pPr>
+      <w:r>
+        <w:rPr>
+          <w:i/>
+          <w:sz w:val="18"/>
+        </w:rPr>
+        <w:t>Needs: printable Scout Oath / Scout Law / Sign cards</w:t>
+      </w:r>
+    </w:p>
+    <w:p>
+      <w:pPr>
+        <w:spacing w:after="20"/>
+      </w:pPr>
+      <w:r>
+        <w:rPr>
+          <w:b/>
+        </w:rPr>
+        <w:t>Closing — Closing Ceremony - the Living Circle</w:t>
+      </w:r>
+    </w:p>
+    <w:p>
+      <w:pPr>
+        <w:spacing w:after="20"/>
+        <w:numPr>
+          <w:ilvl w:val="0"/>
+          <w:numId w:val="16"/>
+        </w:numPr>
+      </w:pPr>
+      <w:r>
+        <w:t>Form a circle. Everyone puts their left hand toward the center, little fingers linked to the next Scout.</w:t>
+      </w:r>
+    </w:p>
+    <w:p>
+      <w:pPr>
+        <w:spacing w:after="20"/>
+        <w:numPr>
+          <w:ilvl w:val="0"/>
+          <w:numId w:val="16"/>
+        </w:numPr>
+      </w:pPr>
+      <w:r>
+        <w:t>Den Chief shares a 1-sentence thought tied to tonight (e.g., 'Tonight we practiced being Helpful.').</w:t>
+      </w:r>
+    </w:p>
+    <w:p>
+      <w:pPr>
+        <w:spacing w:after="20"/>
+        <w:numPr>
+          <w:ilvl w:val="0"/>
+          <w:numId w:val="16"/>
+        </w:numPr>
+      </w:pPr>
+      <w:r>
+        <w:t>On the Den Chief's signal, everyone raises the circle and gives a quiet 'Do Your Best!' Dismiss.</w:t>
+      </w:r>
+    </w:p>
+    <w:p>
+      <w:pPr>
+        <w:spacing w:after="40"/>
+      </w:pPr>
+      <w:r>
+        <w:rPr>
+          <w:b/>
+        </w:rPr>
+        <w:t>Send home / follow-up:</w:t>
+      </w:r>
+    </w:p>
+    <w:p>
+      <w:pPr>
+        <w:pStyle w:val="ListBullet"/>
+      </w:pPr>
+      <w:r>
+        <w:t>Practice the Cub Scout sign and the Scout Oath and Law at home using the printable cards.</w:t>
+      </w:r>
+    </w:p>
+    <w:p>
+      <w:pPr>
+        <w:pStyle w:val="ListBullet"/>
+      </w:pPr>
+      <w:r>
+        <w:t>Watch for the weekly meeting reminder and mark the pack calendar.</w:t>
+      </w:r>
+    </w:p>
+    <w:p>
+      <w:pPr>
+        <w:spacing w:after="120"/>
+      </w:pPr>
+      <w:r>
+        <w:rPr>
+          <w:b/>
+        </w:rPr>
+        <w:t xml:space="preserve">Den Chief tip: </w:t>
+      </w:r>
+      <w:r>
+        <w:t>Keep it warm and easy - August is a soft start and families are still joining. The goal tonight is belonging and excitement, not finishing requirements. Bobcat gets completed in September.</w:t>
+      </w:r>
+    </w:p>
+    <w:p>
+      <w:pPr>
+        <w:spacing w:after="160"/>
+      </w:pPr>
+      <w:r>
+        <w:rPr>
+          <w:b/>
+        </w:rPr>
+        <w:t xml:space="preserve">Flex week idea: </w:t>
+      </w:r>
+      <w:r>
+        <w:t>Aug 13 Welcome Back Party and Aug 20 New Scout Night are pack-run. Use them to recruit, hand out calendars, and welcome new families before the Aug 27 den kickoff.</w:t>
       </w:r>
     </w:p>
     <w:p>
@@ -589,7 +1125,7 @@
         <w:spacing w:after="20"/>
         <w:numPr>
           <w:ilvl w:val="0"/>
-          <w:numId w:val="11"/>
+          <w:numId w:val="17"/>
         </w:numPr>
       </w:pPr>
       <w:r>
@@ -601,7 +1137,7 @@
         <w:spacing w:after="20"/>
         <w:numPr>
           <w:ilvl w:val="0"/>
-          <w:numId w:val="11"/>
+          <w:numId w:val="17"/>
         </w:numPr>
       </w:pPr>
       <w:r>
@@ -613,7 +1149,7 @@
         <w:spacing w:after="20"/>
         <w:numPr>
           <w:ilvl w:val="0"/>
-          <w:numId w:val="11"/>
+          <w:numId w:val="17"/>
         </w:numPr>
       </w:pPr>
       <w:r>
@@ -636,7 +1172,7 @@
         <w:spacing w:after="20"/>
         <w:numPr>
           <w:ilvl w:val="0"/>
-          <w:numId w:val="12"/>
+          <w:numId w:val="18"/>
         </w:numPr>
       </w:pPr>
       <w:r>
@@ -648,7 +1184,7 @@
         <w:spacing w:after="20"/>
         <w:numPr>
           <w:ilvl w:val="0"/>
-          <w:numId w:val="12"/>
+          <w:numId w:val="18"/>
         </w:numPr>
       </w:pPr>
       <w:r>
@@ -660,7 +1196,7 @@
         <w:spacing w:after="20"/>
         <w:numPr>
           <w:ilvl w:val="0"/>
-          <w:numId w:val="12"/>
+          <w:numId w:val="18"/>
         </w:numPr>
       </w:pPr>
       <w:r>
@@ -683,7 +1219,7 @@
         <w:spacing w:after="20"/>
         <w:numPr>
           <w:ilvl w:val="0"/>
-          <w:numId w:val="13"/>
+          <w:numId w:val="19"/>
         </w:numPr>
       </w:pPr>
       <w:r>
@@ -695,7 +1231,7 @@
         <w:spacing w:after="20"/>
         <w:numPr>
           <w:ilvl w:val="0"/>
-          <w:numId w:val="13"/>
+          <w:numId w:val="19"/>
         </w:numPr>
       </w:pPr>
       <w:r>
@@ -707,7 +1243,7 @@
         <w:spacing w:after="20"/>
         <w:numPr>
           <w:ilvl w:val="0"/>
-          <w:numId w:val="13"/>
+          <w:numId w:val="19"/>
         </w:numPr>
       </w:pPr>
       <w:r>
@@ -742,7 +1278,7 @@
         <w:spacing w:after="20"/>
         <w:numPr>
           <w:ilvl w:val="0"/>
-          <w:numId w:val="14"/>
+          <w:numId w:val="20"/>
         </w:numPr>
       </w:pPr>
       <w:r>
@@ -754,7 +1290,7 @@
         <w:spacing w:after="20"/>
         <w:numPr>
           <w:ilvl w:val="0"/>
-          <w:numId w:val="14"/>
+          <w:numId w:val="20"/>
         </w:numPr>
       </w:pPr>
       <w:r>
@@ -766,7 +1302,7 @@
         <w:spacing w:after="20"/>
         <w:numPr>
           <w:ilvl w:val="0"/>
-          <w:numId w:val="14"/>
+          <w:numId w:val="20"/>
         </w:numPr>
       </w:pPr>
       <w:r>
@@ -801,7 +1337,7 @@
         <w:spacing w:after="20"/>
         <w:numPr>
           <w:ilvl w:val="0"/>
-          <w:numId w:val="15"/>
+          <w:numId w:val="21"/>
         </w:numPr>
       </w:pPr>
       <w:r>
@@ -813,7 +1349,7 @@
         <w:spacing w:after="20"/>
         <w:numPr>
           <w:ilvl w:val="0"/>
-          <w:numId w:val="15"/>
+          <w:numId w:val="21"/>
         </w:numPr>
       </w:pPr>
       <w:r>
@@ -825,7 +1361,7 @@
         <w:spacing w:after="20"/>
         <w:numPr>
           <w:ilvl w:val="0"/>
-          <w:numId w:val="15"/>
+          <w:numId w:val="21"/>
         </w:numPr>
       </w:pPr>
       <w:r>
@@ -967,7 +1503,7 @@
         <w:spacing w:after="20"/>
         <w:numPr>
           <w:ilvl w:val="0"/>
-          <w:numId w:val="16"/>
+          <w:numId w:val="22"/>
         </w:numPr>
       </w:pPr>
       <w:r>
@@ -979,7 +1515,7 @@
         <w:spacing w:after="20"/>
         <w:numPr>
           <w:ilvl w:val="0"/>
-          <w:numId w:val="16"/>
+          <w:numId w:val="22"/>
         </w:numPr>
       </w:pPr>
       <w:r>
@@ -991,7 +1527,7 @@
         <w:spacing w:after="20"/>
         <w:numPr>
           <w:ilvl w:val="0"/>
-          <w:numId w:val="16"/>
+          <w:numId w:val="22"/>
         </w:numPr>
       </w:pPr>
       <w:r>
@@ -1014,7 +1550,7 @@
         <w:spacing w:after="20"/>
         <w:numPr>
           <w:ilvl w:val="0"/>
-          <w:numId w:val="17"/>
+          <w:numId w:val="23"/>
         </w:numPr>
       </w:pPr>
       <w:r>
@@ -1026,7 +1562,7 @@
         <w:spacing w:after="20"/>
         <w:numPr>
           <w:ilvl w:val="0"/>
-          <w:numId w:val="17"/>
+          <w:numId w:val="23"/>
         </w:numPr>
       </w:pPr>
       <w:r>
@@ -1038,7 +1574,7 @@
         <w:spacing w:after="20"/>
         <w:numPr>
           <w:ilvl w:val="0"/>
-          <w:numId w:val="17"/>
+          <w:numId w:val="23"/>
         </w:numPr>
       </w:pPr>
       <w:r>
@@ -1061,7 +1597,7 @@
         <w:spacing w:after="20"/>
         <w:numPr>
           <w:ilvl w:val="0"/>
-          <w:numId w:val="18"/>
+          <w:numId w:val="24"/>
         </w:numPr>
       </w:pPr>
       <w:r>
@@ -1073,7 +1609,7 @@
         <w:spacing w:after="20"/>
         <w:numPr>
           <w:ilvl w:val="0"/>
-          <w:numId w:val="18"/>
+          <w:numId w:val="24"/>
         </w:numPr>
       </w:pPr>
       <w:r>
@@ -1085,7 +1621,7 @@
         <w:spacing w:after="20"/>
         <w:numPr>
           <w:ilvl w:val="0"/>
-          <w:numId w:val="18"/>
+          <w:numId w:val="24"/>
         </w:numPr>
       </w:pPr>
       <w:r>
@@ -1120,7 +1656,7 @@
         <w:spacing w:after="20"/>
         <w:numPr>
           <w:ilvl w:val="0"/>
-          <w:numId w:val="19"/>
+          <w:numId w:val="25"/>
         </w:numPr>
       </w:pPr>
       <w:r>
@@ -1132,7 +1668,7 @@
         <w:spacing w:after="20"/>
         <w:numPr>
           <w:ilvl w:val="0"/>
-          <w:numId w:val="19"/>
+          <w:numId w:val="25"/>
         </w:numPr>
       </w:pPr>
       <w:r>
@@ -1144,7 +1680,7 @@
         <w:spacing w:after="20"/>
         <w:numPr>
           <w:ilvl w:val="0"/>
-          <w:numId w:val="19"/>
+          <w:numId w:val="25"/>
         </w:numPr>
       </w:pPr>
       <w:r>
@@ -1179,7 +1715,7 @@
         <w:spacing w:after="20"/>
         <w:numPr>
           <w:ilvl w:val="0"/>
-          <w:numId w:val="20"/>
+          <w:numId w:val="26"/>
         </w:numPr>
       </w:pPr>
       <w:r>
@@ -1191,7 +1727,7 @@
         <w:spacing w:after="20"/>
         <w:numPr>
           <w:ilvl w:val="0"/>
-          <w:numId w:val="20"/>
+          <w:numId w:val="26"/>
         </w:numPr>
       </w:pPr>
       <w:r>
@@ -1203,7 +1739,7 @@
         <w:spacing w:after="20"/>
         <w:numPr>
           <w:ilvl w:val="0"/>
-          <w:numId w:val="20"/>
+          <w:numId w:val="26"/>
         </w:numPr>
       </w:pPr>
       <w:r>
@@ -1472,7 +2008,7 @@
         <w:spacing w:after="20"/>
         <w:numPr>
           <w:ilvl w:val="0"/>
-          <w:numId w:val="21"/>
+          <w:numId w:val="27"/>
         </w:numPr>
       </w:pPr>
       <w:r>
@@ -1484,7 +2020,7 @@
         <w:spacing w:after="20"/>
         <w:numPr>
           <w:ilvl w:val="0"/>
-          <w:numId w:val="21"/>
+          <w:numId w:val="27"/>
         </w:numPr>
       </w:pPr>
       <w:r>
@@ -1496,7 +2032,7 @@
         <w:spacing w:after="20"/>
         <w:numPr>
           <w:ilvl w:val="0"/>
-          <w:numId w:val="21"/>
+          <w:numId w:val="27"/>
         </w:numPr>
       </w:pPr>
       <w:r>
@@ -1519,7 +2055,7 @@
         <w:spacing w:after="20"/>
         <w:numPr>
           <w:ilvl w:val="0"/>
-          <w:numId w:val="22"/>
+          <w:numId w:val="28"/>
         </w:numPr>
       </w:pPr>
       <w:r>
@@ -1531,7 +2067,7 @@
         <w:spacing w:after="20"/>
         <w:numPr>
           <w:ilvl w:val="0"/>
-          <w:numId w:val="22"/>
+          <w:numId w:val="28"/>
         </w:numPr>
       </w:pPr>
       <w:r>
@@ -1543,7 +2079,7 @@
         <w:spacing w:after="20"/>
         <w:numPr>
           <w:ilvl w:val="0"/>
-          <w:numId w:val="22"/>
+          <w:numId w:val="28"/>
         </w:numPr>
       </w:pPr>
       <w:r>
@@ -1566,7 +2102,7 @@
         <w:spacing w:after="20"/>
         <w:numPr>
           <w:ilvl w:val="0"/>
-          <w:numId w:val="23"/>
+          <w:numId w:val="29"/>
         </w:numPr>
       </w:pPr>
       <w:r>
@@ -1578,7 +2114,7 @@
         <w:spacing w:after="20"/>
         <w:numPr>
           <w:ilvl w:val="0"/>
-          <w:numId w:val="23"/>
+          <w:numId w:val="29"/>
         </w:numPr>
       </w:pPr>
       <w:r>
@@ -1590,7 +2126,7 @@
         <w:spacing w:after="20"/>
         <w:numPr>
           <w:ilvl w:val="0"/>
-          <w:numId w:val="23"/>
+          <w:numId w:val="29"/>
         </w:numPr>
       </w:pPr>
       <w:r>
@@ -1625,7 +2161,7 @@
         <w:spacing w:after="20"/>
         <w:numPr>
           <w:ilvl w:val="0"/>
-          <w:numId w:val="24"/>
+          <w:numId w:val="30"/>
         </w:numPr>
       </w:pPr>
       <w:r>
@@ -1637,7 +2173,7 @@
         <w:spacing w:after="20"/>
         <w:numPr>
           <w:ilvl w:val="0"/>
-          <w:numId w:val="24"/>
+          <w:numId w:val="30"/>
         </w:numPr>
       </w:pPr>
       <w:r>
@@ -1649,7 +2185,7 @@
         <w:spacing w:after="20"/>
         <w:numPr>
           <w:ilvl w:val="0"/>
-          <w:numId w:val="24"/>
+          <w:numId w:val="30"/>
         </w:numPr>
       </w:pPr>
       <w:r>
@@ -1684,7 +2220,7 @@
         <w:spacing w:after="20"/>
         <w:numPr>
           <w:ilvl w:val="0"/>
-          <w:numId w:val="25"/>
+          <w:numId w:val="31"/>
         </w:numPr>
       </w:pPr>
       <w:r>
@@ -1696,7 +2232,7 @@
         <w:spacing w:after="20"/>
         <w:numPr>
           <w:ilvl w:val="0"/>
-          <w:numId w:val="25"/>
+          <w:numId w:val="31"/>
         </w:numPr>
       </w:pPr>
       <w:r>
@@ -1708,7 +2244,7 @@
         <w:spacing w:after="20"/>
         <w:numPr>
           <w:ilvl w:val="0"/>
-          <w:numId w:val="25"/>
+          <w:numId w:val="31"/>
         </w:numPr>
       </w:pPr>
       <w:r>
@@ -1842,7 +2378,7 @@
         <w:spacing w:after="20"/>
         <w:numPr>
           <w:ilvl w:val="0"/>
-          <w:numId w:val="26"/>
+          <w:numId w:val="32"/>
         </w:numPr>
       </w:pPr>
       <w:r>
@@ -1854,7 +2390,7 @@
         <w:spacing w:after="20"/>
         <w:numPr>
           <w:ilvl w:val="0"/>
-          <w:numId w:val="26"/>
+          <w:numId w:val="32"/>
         </w:numPr>
       </w:pPr>
       <w:r>
@@ -1866,7 +2402,7 @@
         <w:spacing w:after="20"/>
         <w:numPr>
           <w:ilvl w:val="0"/>
-          <w:numId w:val="26"/>
+          <w:numId w:val="32"/>
         </w:numPr>
       </w:pPr>
       <w:r>
@@ -1889,7 +2425,7 @@
         <w:spacing w:after="20"/>
         <w:numPr>
           <w:ilvl w:val="0"/>
-          <w:numId w:val="27"/>
+          <w:numId w:val="33"/>
         </w:numPr>
       </w:pPr>
       <w:r>
@@ -1901,7 +2437,7 @@
         <w:spacing w:after="20"/>
         <w:numPr>
           <w:ilvl w:val="0"/>
-          <w:numId w:val="27"/>
+          <w:numId w:val="33"/>
         </w:numPr>
       </w:pPr>
       <w:r>
@@ -1913,7 +2449,7 @@
         <w:spacing w:after="20"/>
         <w:numPr>
           <w:ilvl w:val="0"/>
-          <w:numId w:val="27"/>
+          <w:numId w:val="33"/>
         </w:numPr>
       </w:pPr>
       <w:r>
@@ -1936,7 +2472,7 @@
         <w:spacing w:after="20"/>
         <w:numPr>
           <w:ilvl w:val="0"/>
-          <w:numId w:val="28"/>
+          <w:numId w:val="34"/>
         </w:numPr>
       </w:pPr>
       <w:r>
@@ -1948,7 +2484,7 @@
         <w:spacing w:after="20"/>
         <w:numPr>
           <w:ilvl w:val="0"/>
-          <w:numId w:val="28"/>
+          <w:numId w:val="34"/>
         </w:numPr>
       </w:pPr>
       <w:r>
@@ -1960,7 +2496,7 @@
         <w:spacing w:after="20"/>
         <w:numPr>
           <w:ilvl w:val="0"/>
-          <w:numId w:val="28"/>
+          <w:numId w:val="34"/>
         </w:numPr>
       </w:pPr>
       <w:r>
@@ -1995,7 +2531,7 @@
         <w:spacing w:after="20"/>
         <w:numPr>
           <w:ilvl w:val="0"/>
-          <w:numId w:val="29"/>
+          <w:numId w:val="35"/>
         </w:numPr>
       </w:pPr>
       <w:r>
@@ -2007,7 +2543,7 @@
         <w:spacing w:after="20"/>
         <w:numPr>
           <w:ilvl w:val="0"/>
-          <w:numId w:val="29"/>
+          <w:numId w:val="35"/>
         </w:numPr>
       </w:pPr>
       <w:r>
@@ -2019,7 +2555,7 @@
         <w:spacing w:after="20"/>
         <w:numPr>
           <w:ilvl w:val="0"/>
-          <w:numId w:val="29"/>
+          <w:numId w:val="35"/>
         </w:numPr>
       </w:pPr>
       <w:r>
@@ -2054,7 +2590,7 @@
         <w:spacing w:after="20"/>
         <w:numPr>
           <w:ilvl w:val="0"/>
-          <w:numId w:val="30"/>
+          <w:numId w:val="36"/>
         </w:numPr>
       </w:pPr>
       <w:r>
@@ -2066,7 +2602,7 @@
         <w:spacing w:after="20"/>
         <w:numPr>
           <w:ilvl w:val="0"/>
-          <w:numId w:val="30"/>
+          <w:numId w:val="36"/>
         </w:numPr>
       </w:pPr>
       <w:r>
@@ -2078,7 +2614,7 @@
         <w:spacing w:after="20"/>
         <w:numPr>
           <w:ilvl w:val="0"/>
-          <w:numId w:val="30"/>
+          <w:numId w:val="36"/>
         </w:numPr>
       </w:pPr>
       <w:r>
@@ -2315,7 +2851,7 @@
         <w:spacing w:after="20"/>
         <w:numPr>
           <w:ilvl w:val="0"/>
-          <w:numId w:val="31"/>
+          <w:numId w:val="37"/>
         </w:numPr>
       </w:pPr>
       <w:r>
@@ -2327,7 +2863,7 @@
         <w:spacing w:after="20"/>
         <w:numPr>
           <w:ilvl w:val="0"/>
-          <w:numId w:val="31"/>
+          <w:numId w:val="37"/>
         </w:numPr>
       </w:pPr>
       <w:r>
@@ -2339,7 +2875,7 @@
         <w:spacing w:after="20"/>
         <w:numPr>
           <w:ilvl w:val="0"/>
-          <w:numId w:val="31"/>
+          <w:numId w:val="37"/>
         </w:numPr>
       </w:pPr>
       <w:r>
@@ -2362,7 +2898,7 @@
         <w:spacing w:after="20"/>
         <w:numPr>
           <w:ilvl w:val="0"/>
-          <w:numId w:val="32"/>
+          <w:numId w:val="38"/>
         </w:numPr>
       </w:pPr>
       <w:r>
@@ -2374,7 +2910,7 @@
         <w:spacing w:after="20"/>
         <w:numPr>
           <w:ilvl w:val="0"/>
-          <w:numId w:val="32"/>
+          <w:numId w:val="38"/>
         </w:numPr>
       </w:pPr>
       <w:r>
@@ -2386,7 +2922,7 @@
         <w:spacing w:after="20"/>
         <w:numPr>
           <w:ilvl w:val="0"/>
-          <w:numId w:val="32"/>
+          <w:numId w:val="38"/>
         </w:numPr>
       </w:pPr>
       <w:r>
@@ -2409,7 +2945,7 @@
         <w:spacing w:after="20"/>
         <w:numPr>
           <w:ilvl w:val="0"/>
-          <w:numId w:val="33"/>
+          <w:numId w:val="39"/>
         </w:numPr>
       </w:pPr>
       <w:r>
@@ -2421,7 +2957,7 @@
         <w:spacing w:after="20"/>
         <w:numPr>
           <w:ilvl w:val="0"/>
-          <w:numId w:val="33"/>
+          <w:numId w:val="39"/>
         </w:numPr>
       </w:pPr>
       <w:r>
@@ -2433,7 +2969,7 @@
         <w:spacing w:after="20"/>
         <w:numPr>
           <w:ilvl w:val="0"/>
-          <w:numId w:val="33"/>
+          <w:numId w:val="39"/>
         </w:numPr>
       </w:pPr>
       <w:r>
@@ -2468,7 +3004,7 @@
         <w:spacing w:after="20"/>
         <w:numPr>
           <w:ilvl w:val="0"/>
-          <w:numId w:val="34"/>
+          <w:numId w:val="40"/>
         </w:numPr>
       </w:pPr>
       <w:r>
@@ -2480,7 +3016,7 @@
         <w:spacing w:after="20"/>
         <w:numPr>
           <w:ilvl w:val="0"/>
-          <w:numId w:val="34"/>
+          <w:numId w:val="40"/>
         </w:numPr>
       </w:pPr>
       <w:r>
@@ -2492,7 +3028,7 @@
         <w:spacing w:after="20"/>
         <w:numPr>
           <w:ilvl w:val="0"/>
-          <w:numId w:val="34"/>
+          <w:numId w:val="40"/>
         </w:numPr>
       </w:pPr>
       <w:r>
@@ -2527,7 +3063,7 @@
         <w:spacing w:after="20"/>
         <w:numPr>
           <w:ilvl w:val="0"/>
-          <w:numId w:val="35"/>
+          <w:numId w:val="41"/>
         </w:numPr>
       </w:pPr>
       <w:r>
@@ -2539,7 +3075,7 @@
         <w:spacing w:after="20"/>
         <w:numPr>
           <w:ilvl w:val="0"/>
-          <w:numId w:val="35"/>
+          <w:numId w:val="41"/>
         </w:numPr>
       </w:pPr>
       <w:r>
@@ -2551,7 +3087,7 @@
         <w:spacing w:after="20"/>
         <w:numPr>
           <w:ilvl w:val="0"/>
-          <w:numId w:val="35"/>
+          <w:numId w:val="41"/>
         </w:numPr>
       </w:pPr>
       <w:r>
@@ -2677,7 +3213,7 @@
         <w:spacing w:after="20"/>
         <w:numPr>
           <w:ilvl w:val="0"/>
-          <w:numId w:val="36"/>
+          <w:numId w:val="42"/>
         </w:numPr>
       </w:pPr>
       <w:r>
@@ -2689,7 +3225,7 @@
         <w:spacing w:after="20"/>
         <w:numPr>
           <w:ilvl w:val="0"/>
-          <w:numId w:val="36"/>
+          <w:numId w:val="42"/>
         </w:numPr>
       </w:pPr>
       <w:r>
@@ -2701,7 +3237,7 @@
         <w:spacing w:after="20"/>
         <w:numPr>
           <w:ilvl w:val="0"/>
-          <w:numId w:val="36"/>
+          <w:numId w:val="42"/>
         </w:numPr>
       </w:pPr>
       <w:r>
@@ -2724,7 +3260,7 @@
         <w:spacing w:after="20"/>
         <w:numPr>
           <w:ilvl w:val="0"/>
-          <w:numId w:val="37"/>
+          <w:numId w:val="43"/>
         </w:numPr>
       </w:pPr>
       <w:r>
@@ -2736,7 +3272,7 @@
         <w:spacing w:after="20"/>
         <w:numPr>
           <w:ilvl w:val="0"/>
-          <w:numId w:val="37"/>
+          <w:numId w:val="43"/>
         </w:numPr>
       </w:pPr>
       <w:r>
@@ -2748,7 +3284,7 @@
         <w:spacing w:after="20"/>
         <w:numPr>
           <w:ilvl w:val="0"/>
-          <w:numId w:val="37"/>
+          <w:numId w:val="43"/>
         </w:numPr>
       </w:pPr>
       <w:r>
@@ -2771,7 +3307,7 @@
         <w:spacing w:after="20"/>
         <w:numPr>
           <w:ilvl w:val="0"/>
-          <w:numId w:val="38"/>
+          <w:numId w:val="44"/>
         </w:numPr>
       </w:pPr>
       <w:r>
@@ -2783,7 +3319,7 @@
         <w:spacing w:after="20"/>
         <w:numPr>
           <w:ilvl w:val="0"/>
-          <w:numId w:val="38"/>
+          <w:numId w:val="44"/>
         </w:numPr>
       </w:pPr>
       <w:r>
@@ -2795,7 +3331,7 @@
         <w:spacing w:after="20"/>
         <w:numPr>
           <w:ilvl w:val="0"/>
-          <w:numId w:val="38"/>
+          <w:numId w:val="44"/>
         </w:numPr>
       </w:pPr>
       <w:r>
@@ -2830,7 +3366,7 @@
         <w:spacing w:after="20"/>
         <w:numPr>
           <w:ilvl w:val="0"/>
-          <w:numId w:val="39"/>
+          <w:numId w:val="45"/>
         </w:numPr>
       </w:pPr>
       <w:r>
@@ -2842,7 +3378,7 @@
         <w:spacing w:after="20"/>
         <w:numPr>
           <w:ilvl w:val="0"/>
-          <w:numId w:val="39"/>
+          <w:numId w:val="45"/>
         </w:numPr>
       </w:pPr>
       <w:r>
@@ -2854,7 +3390,7 @@
         <w:spacing w:after="20"/>
         <w:numPr>
           <w:ilvl w:val="0"/>
-          <w:numId w:val="39"/>
+          <w:numId w:val="45"/>
         </w:numPr>
       </w:pPr>
       <w:r>
@@ -2889,7 +3425,7 @@
         <w:spacing w:after="20"/>
         <w:numPr>
           <w:ilvl w:val="0"/>
-          <w:numId w:val="40"/>
+          <w:numId w:val="46"/>
         </w:numPr>
       </w:pPr>
       <w:r>
@@ -2901,7 +3437,7 @@
         <w:spacing w:after="20"/>
         <w:numPr>
           <w:ilvl w:val="0"/>
-          <w:numId w:val="40"/>
+          <w:numId w:val="46"/>
         </w:numPr>
       </w:pPr>
       <w:r>
@@ -2913,7 +3449,7 @@
         <w:spacing w:after="20"/>
         <w:numPr>
           <w:ilvl w:val="0"/>
-          <w:numId w:val="40"/>
+          <w:numId w:val="46"/>
         </w:numPr>
       </w:pPr>
       <w:r>
@@ -3150,7 +3686,7 @@
         <w:spacing w:after="20"/>
         <w:numPr>
           <w:ilvl w:val="0"/>
-          <w:numId w:val="41"/>
+          <w:numId w:val="47"/>
         </w:numPr>
       </w:pPr>
       <w:r>
@@ -3162,7 +3698,7 @@
         <w:spacing w:after="20"/>
         <w:numPr>
           <w:ilvl w:val="0"/>
-          <w:numId w:val="41"/>
+          <w:numId w:val="47"/>
         </w:numPr>
       </w:pPr>
       <w:r>
@@ -3174,7 +3710,7 @@
         <w:spacing w:after="20"/>
         <w:numPr>
           <w:ilvl w:val="0"/>
-          <w:numId w:val="41"/>
+          <w:numId w:val="47"/>
         </w:numPr>
       </w:pPr>
       <w:r>
@@ -3197,7 +3733,7 @@
         <w:spacing w:after="20"/>
         <w:numPr>
           <w:ilvl w:val="0"/>
-          <w:numId w:val="42"/>
+          <w:numId w:val="48"/>
         </w:numPr>
       </w:pPr>
       <w:r>
@@ -3209,7 +3745,7 @@
         <w:spacing w:after="20"/>
         <w:numPr>
           <w:ilvl w:val="0"/>
-          <w:numId w:val="42"/>
+          <w:numId w:val="48"/>
         </w:numPr>
       </w:pPr>
       <w:r>
@@ -3221,7 +3757,7 @@
         <w:spacing w:after="20"/>
         <w:numPr>
           <w:ilvl w:val="0"/>
-          <w:numId w:val="42"/>
+          <w:numId w:val="48"/>
         </w:numPr>
       </w:pPr>
       <w:r>
@@ -3244,7 +3780,7 @@
         <w:spacing w:after="20"/>
         <w:numPr>
           <w:ilvl w:val="0"/>
-          <w:numId w:val="43"/>
+          <w:numId w:val="49"/>
         </w:numPr>
       </w:pPr>
       <w:r>
@@ -3256,7 +3792,7 @@
         <w:spacing w:after="20"/>
         <w:numPr>
           <w:ilvl w:val="0"/>
-          <w:numId w:val="43"/>
+          <w:numId w:val="49"/>
         </w:numPr>
       </w:pPr>
       <w:r>
@@ -3268,7 +3804,7 @@
         <w:spacing w:after="20"/>
         <w:numPr>
           <w:ilvl w:val="0"/>
-          <w:numId w:val="43"/>
+          <w:numId w:val="49"/>
         </w:numPr>
       </w:pPr>
       <w:r>
@@ -3303,7 +3839,7 @@
         <w:spacing w:after="20"/>
         <w:numPr>
           <w:ilvl w:val="0"/>
-          <w:numId w:val="44"/>
+          <w:numId w:val="50"/>
         </w:numPr>
       </w:pPr>
       <w:r>
@@ -3315,7 +3851,7 @@
         <w:spacing w:after="20"/>
         <w:numPr>
           <w:ilvl w:val="0"/>
-          <w:numId w:val="44"/>
+          <w:numId w:val="50"/>
         </w:numPr>
       </w:pPr>
       <w:r>
@@ -3327,7 +3863,7 @@
         <w:spacing w:after="20"/>
         <w:numPr>
           <w:ilvl w:val="0"/>
-          <w:numId w:val="44"/>
+          <w:numId w:val="50"/>
         </w:numPr>
       </w:pPr>
       <w:r>
@@ -3362,7 +3898,7 @@
         <w:spacing w:after="20"/>
         <w:numPr>
           <w:ilvl w:val="0"/>
-          <w:numId w:val="45"/>
+          <w:numId w:val="51"/>
         </w:numPr>
       </w:pPr>
       <w:r>
@@ -3374,7 +3910,7 @@
         <w:spacing w:after="20"/>
         <w:numPr>
           <w:ilvl w:val="0"/>
-          <w:numId w:val="45"/>
+          <w:numId w:val="51"/>
         </w:numPr>
       </w:pPr>
       <w:r>
@@ -3386,7 +3922,7 @@
         <w:spacing w:after="20"/>
         <w:numPr>
           <w:ilvl w:val="0"/>
-          <w:numId w:val="45"/>
+          <w:numId w:val="51"/>
         </w:numPr>
       </w:pPr>
       <w:r>
@@ -3512,7 +4048,7 @@
         <w:spacing w:after="20"/>
         <w:numPr>
           <w:ilvl w:val="0"/>
-          <w:numId w:val="46"/>
+          <w:numId w:val="52"/>
         </w:numPr>
       </w:pPr>
       <w:r>
@@ -3524,7 +4060,7 @@
         <w:spacing w:after="20"/>
         <w:numPr>
           <w:ilvl w:val="0"/>
-          <w:numId w:val="46"/>
+          <w:numId w:val="52"/>
         </w:numPr>
       </w:pPr>
       <w:r>
@@ -3536,7 +4072,7 @@
         <w:spacing w:after="20"/>
         <w:numPr>
           <w:ilvl w:val="0"/>
-          <w:numId w:val="46"/>
+          <w:numId w:val="52"/>
         </w:numPr>
       </w:pPr>
       <w:r>
@@ -3559,7 +4095,7 @@
         <w:spacing w:after="20"/>
         <w:numPr>
           <w:ilvl w:val="0"/>
-          <w:numId w:val="47"/>
+          <w:numId w:val="53"/>
         </w:numPr>
       </w:pPr>
       <w:r>
@@ -3571,7 +4107,7 @@
         <w:spacing w:after="20"/>
         <w:numPr>
           <w:ilvl w:val="0"/>
-          <w:numId w:val="47"/>
+          <w:numId w:val="53"/>
         </w:numPr>
       </w:pPr>
       <w:r>
@@ -3583,7 +4119,7 @@
         <w:spacing w:after="20"/>
         <w:numPr>
           <w:ilvl w:val="0"/>
-          <w:numId w:val="47"/>
+          <w:numId w:val="53"/>
         </w:numPr>
       </w:pPr>
       <w:r>
@@ -3606,7 +4142,7 @@
         <w:spacing w:after="20"/>
         <w:numPr>
           <w:ilvl w:val="0"/>
-          <w:numId w:val="48"/>
+          <w:numId w:val="54"/>
         </w:numPr>
       </w:pPr>
       <w:r>
@@ -3618,7 +4154,7 @@
         <w:spacing w:after="20"/>
         <w:numPr>
           <w:ilvl w:val="0"/>
-          <w:numId w:val="48"/>
+          <w:numId w:val="54"/>
         </w:numPr>
       </w:pPr>
       <w:r>
@@ -3630,7 +4166,7 @@
         <w:spacing w:after="20"/>
         <w:numPr>
           <w:ilvl w:val="0"/>
-          <w:numId w:val="48"/>
+          <w:numId w:val="54"/>
         </w:numPr>
       </w:pPr>
       <w:r>
@@ -3665,7 +4201,7 @@
         <w:spacing w:after="20"/>
         <w:numPr>
           <w:ilvl w:val="0"/>
-          <w:numId w:val="49"/>
+          <w:numId w:val="55"/>
         </w:numPr>
       </w:pPr>
       <w:r>
@@ -3677,7 +4213,7 @@
         <w:spacing w:after="20"/>
         <w:numPr>
           <w:ilvl w:val="0"/>
-          <w:numId w:val="49"/>
+          <w:numId w:val="55"/>
         </w:numPr>
       </w:pPr>
       <w:r>
@@ -3689,7 +4225,7 @@
         <w:spacing w:after="20"/>
         <w:numPr>
           <w:ilvl w:val="0"/>
-          <w:numId w:val="49"/>
+          <w:numId w:val="55"/>
         </w:numPr>
       </w:pPr>
       <w:r>
@@ -3724,7 +4260,7 @@
         <w:spacing w:after="20"/>
         <w:numPr>
           <w:ilvl w:val="0"/>
-          <w:numId w:val="50"/>
+          <w:numId w:val="56"/>
         </w:numPr>
       </w:pPr>
       <w:r>
@@ -3736,7 +4272,7 @@
         <w:spacing w:after="20"/>
         <w:numPr>
           <w:ilvl w:val="0"/>
-          <w:numId w:val="50"/>
+          <w:numId w:val="56"/>
         </w:numPr>
       </w:pPr>
       <w:r>
@@ -3748,7 +4284,7 @@
         <w:spacing w:after="20"/>
         <w:numPr>
           <w:ilvl w:val="0"/>
-          <w:numId w:val="50"/>
+          <w:numId w:val="56"/>
         </w:numPr>
       </w:pPr>
       <w:r>
@@ -3985,7 +4521,7 @@
         <w:spacing w:after="20"/>
         <w:numPr>
           <w:ilvl w:val="0"/>
-          <w:numId w:val="51"/>
+          <w:numId w:val="57"/>
         </w:numPr>
       </w:pPr>
       <w:r>
@@ -3997,7 +4533,7 @@
         <w:spacing w:after="20"/>
         <w:numPr>
           <w:ilvl w:val="0"/>
-          <w:numId w:val="51"/>
+          <w:numId w:val="57"/>
         </w:numPr>
       </w:pPr>
       <w:r>
@@ -4009,7 +4545,7 @@
         <w:spacing w:after="20"/>
         <w:numPr>
           <w:ilvl w:val="0"/>
-          <w:numId w:val="51"/>
+          <w:numId w:val="57"/>
         </w:numPr>
       </w:pPr>
       <w:r>
@@ -4032,7 +4568,7 @@
         <w:spacing w:after="20"/>
         <w:numPr>
           <w:ilvl w:val="0"/>
-          <w:numId w:val="52"/>
+          <w:numId w:val="58"/>
         </w:numPr>
       </w:pPr>
       <w:r>
@@ -4044,7 +4580,7 @@
         <w:spacing w:after="20"/>
         <w:numPr>
           <w:ilvl w:val="0"/>
-          <w:numId w:val="52"/>
+          <w:numId w:val="58"/>
         </w:numPr>
       </w:pPr>
       <w:r>
@@ -4056,7 +4592,7 @@
         <w:spacing w:after="20"/>
         <w:numPr>
           <w:ilvl w:val="0"/>
-          <w:numId w:val="52"/>
+          <w:numId w:val="58"/>
         </w:numPr>
       </w:pPr>
       <w:r>
@@ -4079,7 +4615,7 @@
         <w:spacing w:after="20"/>
         <w:numPr>
           <w:ilvl w:val="0"/>
-          <w:numId w:val="53"/>
+          <w:numId w:val="59"/>
         </w:numPr>
       </w:pPr>
       <w:r>
@@ -4091,7 +4627,7 @@
         <w:spacing w:after="20"/>
         <w:numPr>
           <w:ilvl w:val="0"/>
-          <w:numId w:val="53"/>
+          <w:numId w:val="59"/>
         </w:numPr>
       </w:pPr>
       <w:r>
@@ -4103,7 +4639,7 @@
         <w:spacing w:after="20"/>
         <w:numPr>
           <w:ilvl w:val="0"/>
-          <w:numId w:val="53"/>
+          <w:numId w:val="59"/>
         </w:numPr>
       </w:pPr>
       <w:r>
@@ -4138,7 +4674,7 @@
         <w:spacing w:after="20"/>
         <w:numPr>
           <w:ilvl w:val="0"/>
-          <w:numId w:val="54"/>
+          <w:numId w:val="60"/>
         </w:numPr>
       </w:pPr>
       <w:r>
@@ -4150,7 +4686,7 @@
         <w:spacing w:after="20"/>
         <w:numPr>
           <w:ilvl w:val="0"/>
-          <w:numId w:val="54"/>
+          <w:numId w:val="60"/>
         </w:numPr>
       </w:pPr>
       <w:r>
@@ -4162,7 +4698,7 @@
         <w:spacing w:after="20"/>
         <w:numPr>
           <w:ilvl w:val="0"/>
-          <w:numId w:val="54"/>
+          <w:numId w:val="60"/>
         </w:numPr>
       </w:pPr>
       <w:r>
@@ -4197,7 +4733,7 @@
         <w:spacing w:after="20"/>
         <w:numPr>
           <w:ilvl w:val="0"/>
-          <w:numId w:val="55"/>
+          <w:numId w:val="61"/>
         </w:numPr>
       </w:pPr>
       <w:r>
@@ -4209,7 +4745,7 @@
         <w:spacing w:after="20"/>
         <w:numPr>
           <w:ilvl w:val="0"/>
-          <w:numId w:val="55"/>
+          <w:numId w:val="61"/>
         </w:numPr>
       </w:pPr>
       <w:r>
@@ -4221,7 +4757,7 @@
         <w:spacing w:after="20"/>
         <w:numPr>
           <w:ilvl w:val="0"/>
-          <w:numId w:val="55"/>
+          <w:numId w:val="61"/>
         </w:numPr>
       </w:pPr>
       <w:r>
@@ -4339,7 +4875,7 @@
         <w:spacing w:after="20"/>
         <w:numPr>
           <w:ilvl w:val="0"/>
-          <w:numId w:val="56"/>
+          <w:numId w:val="62"/>
         </w:numPr>
       </w:pPr>
       <w:r>
@@ -4351,7 +4887,7 @@
         <w:spacing w:after="20"/>
         <w:numPr>
           <w:ilvl w:val="0"/>
-          <w:numId w:val="56"/>
+          <w:numId w:val="62"/>
         </w:numPr>
       </w:pPr>
       <w:r>
@@ -4363,7 +4899,7 @@
         <w:spacing w:after="20"/>
         <w:numPr>
           <w:ilvl w:val="0"/>
-          <w:numId w:val="56"/>
+          <w:numId w:val="62"/>
         </w:numPr>
       </w:pPr>
       <w:r>
@@ -4386,7 +4922,7 @@
         <w:spacing w:after="20"/>
         <w:numPr>
           <w:ilvl w:val="0"/>
-          <w:numId w:val="57"/>
+          <w:numId w:val="63"/>
         </w:numPr>
       </w:pPr>
       <w:r>
@@ -4398,7 +4934,7 @@
         <w:spacing w:after="20"/>
         <w:numPr>
           <w:ilvl w:val="0"/>
-          <w:numId w:val="57"/>
+          <w:numId w:val="63"/>
         </w:numPr>
       </w:pPr>
       <w:r>
@@ -4410,7 +4946,7 @@
         <w:spacing w:after="20"/>
         <w:numPr>
           <w:ilvl w:val="0"/>
-          <w:numId w:val="57"/>
+          <w:numId w:val="63"/>
         </w:numPr>
       </w:pPr>
       <w:r>
@@ -4433,7 +4969,7 @@
         <w:spacing w:after="20"/>
         <w:numPr>
           <w:ilvl w:val="0"/>
-          <w:numId w:val="58"/>
+          <w:numId w:val="64"/>
         </w:numPr>
       </w:pPr>
       <w:r>
@@ -4445,7 +4981,7 @@
         <w:spacing w:after="20"/>
         <w:numPr>
           <w:ilvl w:val="0"/>
-          <w:numId w:val="58"/>
+          <w:numId w:val="64"/>
         </w:numPr>
       </w:pPr>
       <w:r>
@@ -4457,7 +4993,7 @@
         <w:spacing w:after="20"/>
         <w:numPr>
           <w:ilvl w:val="0"/>
-          <w:numId w:val="58"/>
+          <w:numId w:val="64"/>
         </w:numPr>
       </w:pPr>
       <w:r>
@@ -4492,7 +5028,7 @@
         <w:spacing w:after="20"/>
         <w:numPr>
           <w:ilvl w:val="0"/>
-          <w:numId w:val="59"/>
+          <w:numId w:val="65"/>
         </w:numPr>
       </w:pPr>
       <w:r>
@@ -4504,7 +5040,7 @@
         <w:spacing w:after="20"/>
         <w:numPr>
           <w:ilvl w:val="0"/>
-          <w:numId w:val="59"/>
+          <w:numId w:val="65"/>
         </w:numPr>
       </w:pPr>
       <w:r>
@@ -4516,7 +5052,7 @@
         <w:spacing w:after="20"/>
         <w:numPr>
           <w:ilvl w:val="0"/>
-          <w:numId w:val="59"/>
+          <w:numId w:val="65"/>
         </w:numPr>
       </w:pPr>
       <w:r>
@@ -4551,7 +5087,7 @@
         <w:spacing w:after="20"/>
         <w:numPr>
           <w:ilvl w:val="0"/>
-          <w:numId w:val="60"/>
+          <w:numId w:val="66"/>
         </w:numPr>
       </w:pPr>
       <w:r>
@@ -4563,7 +5099,7 @@
         <w:spacing w:after="20"/>
         <w:numPr>
           <w:ilvl w:val="0"/>
-          <w:numId w:val="60"/>
+          <w:numId w:val="66"/>
         </w:numPr>
       </w:pPr>
       <w:r>
@@ -4575,7 +5111,7 @@
         <w:spacing w:after="20"/>
         <w:numPr>
           <w:ilvl w:val="0"/>
-          <w:numId w:val="60"/>
+          <w:numId w:val="66"/>
         </w:numPr>
       </w:pPr>
       <w:r>
@@ -4836,7 +5372,7 @@
         <w:spacing w:after="20"/>
         <w:numPr>
           <w:ilvl w:val="0"/>
-          <w:numId w:val="61"/>
+          <w:numId w:val="67"/>
         </w:numPr>
       </w:pPr>
       <w:r>
@@ -4848,7 +5384,7 @@
         <w:spacing w:after="20"/>
         <w:numPr>
           <w:ilvl w:val="0"/>
-          <w:numId w:val="61"/>
+          <w:numId w:val="67"/>
         </w:numPr>
       </w:pPr>
       <w:r>
@@ -4860,7 +5396,7 @@
         <w:spacing w:after="20"/>
         <w:numPr>
           <w:ilvl w:val="0"/>
-          <w:numId w:val="61"/>
+          <w:numId w:val="67"/>
         </w:numPr>
       </w:pPr>
       <w:r>
@@ -4883,7 +5419,7 @@
         <w:spacing w:after="20"/>
         <w:numPr>
           <w:ilvl w:val="0"/>
-          <w:numId w:val="62"/>
+          <w:numId w:val="68"/>
         </w:numPr>
       </w:pPr>
       <w:r>
@@ -4895,7 +5431,7 @@
         <w:spacing w:after="20"/>
         <w:numPr>
           <w:ilvl w:val="0"/>
-          <w:numId w:val="62"/>
+          <w:numId w:val="68"/>
         </w:numPr>
       </w:pPr>
       <w:r>
@@ -4907,7 +5443,7 @@
         <w:spacing w:after="20"/>
         <w:numPr>
           <w:ilvl w:val="0"/>
-          <w:numId w:val="62"/>
+          <w:numId w:val="68"/>
         </w:numPr>
       </w:pPr>
       <w:r>
@@ -4930,7 +5466,7 @@
         <w:spacing w:after="20"/>
         <w:numPr>
           <w:ilvl w:val="0"/>
-          <w:numId w:val="63"/>
+          <w:numId w:val="69"/>
         </w:numPr>
       </w:pPr>
       <w:r>
@@ -4942,7 +5478,7 @@
         <w:spacing w:after="20"/>
         <w:numPr>
           <w:ilvl w:val="0"/>
-          <w:numId w:val="63"/>
+          <w:numId w:val="69"/>
         </w:numPr>
       </w:pPr>
       <w:r>
@@ -4954,7 +5490,7 @@
         <w:spacing w:after="20"/>
         <w:numPr>
           <w:ilvl w:val="0"/>
-          <w:numId w:val="63"/>
+          <w:numId w:val="69"/>
         </w:numPr>
       </w:pPr>
       <w:r>
@@ -4989,7 +5525,7 @@
         <w:spacing w:after="20"/>
         <w:numPr>
           <w:ilvl w:val="0"/>
-          <w:numId w:val="64"/>
+          <w:numId w:val="70"/>
         </w:numPr>
       </w:pPr>
       <w:r>
@@ -5001,7 +5537,7 @@
         <w:spacing w:after="20"/>
         <w:numPr>
           <w:ilvl w:val="0"/>
-          <w:numId w:val="64"/>
+          <w:numId w:val="70"/>
         </w:numPr>
       </w:pPr>
       <w:r>
@@ -5013,7 +5549,7 @@
         <w:spacing w:after="20"/>
         <w:numPr>
           <w:ilvl w:val="0"/>
-          <w:numId w:val="64"/>
+          <w:numId w:val="70"/>
         </w:numPr>
       </w:pPr>
       <w:r>
@@ -5036,7 +5572,7 @@
         <w:spacing w:after="20"/>
         <w:numPr>
           <w:ilvl w:val="0"/>
-          <w:numId w:val="65"/>
+          <w:numId w:val="71"/>
         </w:numPr>
       </w:pPr>
       <w:r>
@@ -5048,7 +5584,7 @@
         <w:spacing w:after="20"/>
         <w:numPr>
           <w:ilvl w:val="0"/>
-          <w:numId w:val="65"/>
+          <w:numId w:val="71"/>
         </w:numPr>
       </w:pPr>
       <w:r>
@@ -5060,7 +5596,7 @@
         <w:spacing w:after="20"/>
         <w:numPr>
           <w:ilvl w:val="0"/>
-          <w:numId w:val="65"/>
+          <w:numId w:val="71"/>
         </w:numPr>
       </w:pPr>
       <w:r>
@@ -5178,7 +5714,7 @@
         <w:spacing w:after="20"/>
         <w:numPr>
           <w:ilvl w:val="0"/>
-          <w:numId w:val="66"/>
+          <w:numId w:val="72"/>
         </w:numPr>
       </w:pPr>
       <w:r>
@@ -5190,7 +5726,7 @@
         <w:spacing w:after="20"/>
         <w:numPr>
           <w:ilvl w:val="0"/>
-          <w:numId w:val="66"/>
+          <w:numId w:val="72"/>
         </w:numPr>
       </w:pPr>
       <w:r>
@@ -5202,7 +5738,7 @@
         <w:spacing w:after="20"/>
         <w:numPr>
           <w:ilvl w:val="0"/>
-          <w:numId w:val="66"/>
+          <w:numId w:val="72"/>
         </w:numPr>
       </w:pPr>
       <w:r>
@@ -5225,7 +5761,7 @@
         <w:spacing w:after="20"/>
         <w:numPr>
           <w:ilvl w:val="0"/>
-          <w:numId w:val="67"/>
+          <w:numId w:val="73"/>
         </w:numPr>
       </w:pPr>
       <w:r>
@@ -5237,7 +5773,7 @@
         <w:spacing w:after="20"/>
         <w:numPr>
           <w:ilvl w:val="0"/>
-          <w:numId w:val="67"/>
+          <w:numId w:val="73"/>
         </w:numPr>
       </w:pPr>
       <w:r>
@@ -5249,7 +5785,7 @@
         <w:spacing w:after="20"/>
         <w:numPr>
           <w:ilvl w:val="0"/>
-          <w:numId w:val="67"/>
+          <w:numId w:val="73"/>
         </w:numPr>
       </w:pPr>
       <w:r>
@@ -5272,7 +5808,7 @@
         <w:spacing w:after="20"/>
         <w:numPr>
           <w:ilvl w:val="0"/>
-          <w:numId w:val="68"/>
+          <w:numId w:val="74"/>
         </w:numPr>
       </w:pPr>
       <w:r>
@@ -5284,7 +5820,7 @@
         <w:spacing w:after="20"/>
         <w:numPr>
           <w:ilvl w:val="0"/>
-          <w:numId w:val="68"/>
+          <w:numId w:val="74"/>
         </w:numPr>
       </w:pPr>
       <w:r>
@@ -5296,7 +5832,7 @@
         <w:spacing w:after="20"/>
         <w:numPr>
           <w:ilvl w:val="0"/>
-          <w:numId w:val="68"/>
+          <w:numId w:val="74"/>
         </w:numPr>
       </w:pPr>
       <w:r>
@@ -5331,7 +5867,7 @@
         <w:spacing w:after="20"/>
         <w:numPr>
           <w:ilvl w:val="0"/>
-          <w:numId w:val="69"/>
+          <w:numId w:val="75"/>
         </w:numPr>
       </w:pPr>
       <w:r>
@@ -5343,7 +5879,7 @@
         <w:spacing w:after="20"/>
         <w:numPr>
           <w:ilvl w:val="0"/>
-          <w:numId w:val="69"/>
+          <w:numId w:val="75"/>
         </w:numPr>
       </w:pPr>
       <w:r>
@@ -5355,7 +5891,7 @@
         <w:spacing w:after="20"/>
         <w:numPr>
           <w:ilvl w:val="0"/>
-          <w:numId w:val="69"/>
+          <w:numId w:val="75"/>
         </w:numPr>
       </w:pPr>
       <w:r>
@@ -5390,7 +5926,7 @@
         <w:spacing w:after="20"/>
         <w:numPr>
           <w:ilvl w:val="0"/>
-          <w:numId w:val="70"/>
+          <w:numId w:val="76"/>
         </w:numPr>
       </w:pPr>
       <w:r>
@@ -5402,7 +5938,7 @@
         <w:spacing w:after="20"/>
         <w:numPr>
           <w:ilvl w:val="0"/>
-          <w:numId w:val="70"/>
+          <w:numId w:val="76"/>
         </w:numPr>
       </w:pPr>
       <w:r>
@@ -5414,7 +5950,7 @@
         <w:spacing w:after="20"/>
         <w:numPr>
           <w:ilvl w:val="0"/>
-          <w:numId w:val="70"/>
+          <w:numId w:val="76"/>
         </w:numPr>
       </w:pPr>
       <w:r>
@@ -5683,7 +6219,7 @@
         <w:spacing w:after="20"/>
         <w:numPr>
           <w:ilvl w:val="0"/>
-          <w:numId w:val="71"/>
+          <w:numId w:val="77"/>
         </w:numPr>
       </w:pPr>
       <w:r>
@@ -5695,7 +6231,7 @@
         <w:spacing w:after="20"/>
         <w:numPr>
           <w:ilvl w:val="0"/>
-          <w:numId w:val="71"/>
+          <w:numId w:val="77"/>
         </w:numPr>
       </w:pPr>
       <w:r>
@@ -5707,7 +6243,7 @@
         <w:spacing w:after="20"/>
         <w:numPr>
           <w:ilvl w:val="0"/>
-          <w:numId w:val="71"/>
+          <w:numId w:val="77"/>
         </w:numPr>
       </w:pPr>
       <w:r>
@@ -5730,7 +6266,7 @@
         <w:spacing w:after="20"/>
         <w:numPr>
           <w:ilvl w:val="0"/>
-          <w:numId w:val="72"/>
+          <w:numId w:val="78"/>
         </w:numPr>
       </w:pPr>
       <w:r>
@@ -5742,7 +6278,7 @@
         <w:spacing w:after="20"/>
         <w:numPr>
           <w:ilvl w:val="0"/>
-          <w:numId w:val="72"/>
+          <w:numId w:val="78"/>
         </w:numPr>
       </w:pPr>
       <w:r>
@@ -5754,7 +6290,7 @@
         <w:spacing w:after="20"/>
         <w:numPr>
           <w:ilvl w:val="0"/>
-          <w:numId w:val="72"/>
+          <w:numId w:val="78"/>
         </w:numPr>
       </w:pPr>
       <w:r>
@@ -5777,7 +6313,7 @@
         <w:spacing w:after="20"/>
         <w:numPr>
           <w:ilvl w:val="0"/>
-          <w:numId w:val="73"/>
+          <w:numId w:val="79"/>
         </w:numPr>
       </w:pPr>
       <w:r>
@@ -5789,7 +6325,7 @@
         <w:spacing w:after="20"/>
         <w:numPr>
           <w:ilvl w:val="0"/>
-          <w:numId w:val="73"/>
+          <w:numId w:val="79"/>
         </w:numPr>
       </w:pPr>
       <w:r>
@@ -5801,7 +6337,7 @@
         <w:spacing w:after="20"/>
         <w:numPr>
           <w:ilvl w:val="0"/>
-          <w:numId w:val="73"/>
+          <w:numId w:val="79"/>
         </w:numPr>
       </w:pPr>
       <w:r>
@@ -5813,7 +6349,7 @@
         <w:spacing w:after="20"/>
         <w:numPr>
           <w:ilvl w:val="0"/>
-          <w:numId w:val="73"/>
+          <w:numId w:val="79"/>
         </w:numPr>
       </w:pPr>
       <w:r>
@@ -5848,7 +6384,7 @@
         <w:spacing w:after="20"/>
         <w:numPr>
           <w:ilvl w:val="0"/>
-          <w:numId w:val="74"/>
+          <w:numId w:val="80"/>
         </w:numPr>
       </w:pPr>
       <w:r>
@@ -5860,7 +6396,7 @@
         <w:spacing w:after="20"/>
         <w:numPr>
           <w:ilvl w:val="0"/>
-          <w:numId w:val="74"/>
+          <w:numId w:val="80"/>
         </w:numPr>
       </w:pPr>
       <w:r>
@@ -5872,7 +6408,7 @@
         <w:spacing w:after="20"/>
         <w:numPr>
           <w:ilvl w:val="0"/>
-          <w:numId w:val="74"/>
+          <w:numId w:val="80"/>
         </w:numPr>
       </w:pPr>
       <w:r>
@@ -5907,7 +6443,7 @@
         <w:spacing w:after="20"/>
         <w:numPr>
           <w:ilvl w:val="0"/>
-          <w:numId w:val="75"/>
+          <w:numId w:val="81"/>
         </w:numPr>
       </w:pPr>
       <w:r>
@@ -5919,7 +6455,7 @@
         <w:spacing w:after="20"/>
         <w:numPr>
           <w:ilvl w:val="0"/>
-          <w:numId w:val="75"/>
+          <w:numId w:val="81"/>
         </w:numPr>
       </w:pPr>
       <w:r>
@@ -5931,7 +6467,7 @@
         <w:spacing w:after="20"/>
         <w:numPr>
           <w:ilvl w:val="0"/>
-          <w:numId w:val="75"/>
+          <w:numId w:val="81"/>
         </w:numPr>
       </w:pPr>
       <w:r>
@@ -6057,7 +6593,7 @@
         <w:spacing w:after="20"/>
         <w:numPr>
           <w:ilvl w:val="0"/>
-          <w:numId w:val="76"/>
+          <w:numId w:val="82"/>
         </w:numPr>
       </w:pPr>
       <w:r>
@@ -6069,7 +6605,7 @@
         <w:spacing w:after="20"/>
         <w:numPr>
           <w:ilvl w:val="0"/>
-          <w:numId w:val="76"/>
+          <w:numId w:val="82"/>
         </w:numPr>
       </w:pPr>
       <w:r>
@@ -6081,7 +6617,7 @@
         <w:spacing w:after="20"/>
         <w:numPr>
           <w:ilvl w:val="0"/>
-          <w:numId w:val="76"/>
+          <w:numId w:val="82"/>
         </w:numPr>
       </w:pPr>
       <w:r>
@@ -6104,7 +6640,7 @@
         <w:spacing w:after="20"/>
         <w:numPr>
           <w:ilvl w:val="0"/>
-          <w:numId w:val="77"/>
+          <w:numId w:val="83"/>
         </w:numPr>
       </w:pPr>
       <w:r>
@@ -6116,7 +6652,7 @@
         <w:spacing w:after="20"/>
         <w:numPr>
           <w:ilvl w:val="0"/>
-          <w:numId w:val="77"/>
+          <w:numId w:val="83"/>
         </w:numPr>
       </w:pPr>
       <w:r>
@@ -6128,7 +6664,7 @@
         <w:spacing w:after="20"/>
         <w:numPr>
           <w:ilvl w:val="0"/>
-          <w:numId w:val="77"/>
+          <w:numId w:val="83"/>
         </w:numPr>
       </w:pPr>
       <w:r>
@@ -6151,7 +6687,7 @@
         <w:spacing w:after="20"/>
         <w:numPr>
           <w:ilvl w:val="0"/>
-          <w:numId w:val="78"/>
+          <w:numId w:val="84"/>
         </w:numPr>
       </w:pPr>
       <w:r>
@@ -6163,7 +6699,7 @@
         <w:spacing w:after="20"/>
         <w:numPr>
           <w:ilvl w:val="0"/>
-          <w:numId w:val="78"/>
+          <w:numId w:val="84"/>
         </w:numPr>
       </w:pPr>
       <w:r>
@@ -6175,7 +6711,7 @@
         <w:spacing w:after="20"/>
         <w:numPr>
           <w:ilvl w:val="0"/>
-          <w:numId w:val="78"/>
+          <w:numId w:val="84"/>
         </w:numPr>
       </w:pPr>
       <w:r>
@@ -6210,7 +6746,7 @@
         <w:spacing w:after="20"/>
         <w:numPr>
           <w:ilvl w:val="0"/>
-          <w:numId w:val="79"/>
+          <w:numId w:val="85"/>
         </w:numPr>
       </w:pPr>
       <w:r>
@@ -6222,7 +6758,7 @@
         <w:spacing w:after="20"/>
         <w:numPr>
           <w:ilvl w:val="0"/>
-          <w:numId w:val="79"/>
+          <w:numId w:val="85"/>
         </w:numPr>
       </w:pPr>
       <w:r>
@@ -6234,7 +6770,7 @@
         <w:spacing w:after="20"/>
         <w:numPr>
           <w:ilvl w:val="0"/>
-          <w:numId w:val="79"/>
+          <w:numId w:val="85"/>
         </w:numPr>
       </w:pPr>
       <w:r>
@@ -6269,7 +6805,7 @@
         <w:spacing w:after="20"/>
         <w:numPr>
           <w:ilvl w:val="0"/>
-          <w:numId w:val="80"/>
+          <w:numId w:val="86"/>
         </w:numPr>
       </w:pPr>
       <w:r>
@@ -6281,7 +6817,7 @@
         <w:spacing w:after="20"/>
         <w:numPr>
           <w:ilvl w:val="0"/>
-          <w:numId w:val="80"/>
+          <w:numId w:val="86"/>
         </w:numPr>
       </w:pPr>
       <w:r>
@@ -6293,7 +6829,7 @@
         <w:spacing w:after="20"/>
         <w:numPr>
           <w:ilvl w:val="0"/>
-          <w:numId w:val="80"/>
+          <w:numId w:val="86"/>
         </w:numPr>
       </w:pPr>
       <w:r>
@@ -6995,6 +7531,42 @@
       <w:startOverride w:val="1"/>
     </w:lvlOverride>
   </w:num>
+  <w:num w:numId="81">
+    <w:abstractNumId w:val="9"/>
+    <w:lvlOverride w:ilvl="0">
+      <w:startOverride w:val="1"/>
+    </w:lvlOverride>
+  </w:num>
+  <w:num w:numId="82">
+    <w:abstractNumId w:val="9"/>
+    <w:lvlOverride w:ilvl="0">
+      <w:startOverride w:val="1"/>
+    </w:lvlOverride>
+  </w:num>
+  <w:num w:numId="83">
+    <w:abstractNumId w:val="9"/>
+    <w:lvlOverride w:ilvl="0">
+      <w:startOverride w:val="1"/>
+    </w:lvlOverride>
+  </w:num>
+  <w:num w:numId="84">
+    <w:abstractNumId w:val="9"/>
+    <w:lvlOverride w:ilvl="0">
+      <w:startOverride w:val="1"/>
+    </w:lvlOverride>
+  </w:num>
+  <w:num w:numId="85">
+    <w:abstractNumId w:val="9"/>
+    <w:lvlOverride w:ilvl="0">
+      <w:startOverride w:val="1"/>
+    </w:lvlOverride>
+  </w:num>
+  <w:num w:numId="86">
+    <w:abstractNumId w:val="9"/>
+    <w:lvlOverride w:ilvl="0">
+      <w:startOverride w:val="1"/>
+    </w:lvlOverride>
+  </w:num>
 </w:numbering>
 </file>
 
